--- a/internal_doc/05.测试设计/story/Authentication/authentication特性story分析测试模板.docx
+++ b/internal_doc/05.测试设计/story/Authentication/authentication特性story分析测试模板.docx
@@ -3850,7 +3850,7 @@
       <w:pPr>
         <w:pStyle w:val="Heading2"/>
         <w:rPr>
-          <w:rFonts w:cs="Arial" w:hint="eastAsia"/>
+          <w:rFonts w:cs="Arial"/>
         </w:rPr>
       </w:pPr>
       <w:bookmarkStart w:id="2" w:name="_Toc363054127"/>
@@ -3863,11 +3863,6 @@
       <w:bookmarkEnd w:id="2"/>
     </w:p>
     <w:p>
-      <w:pPr>
-        <w:rPr>
-          <w:rFonts w:hint="eastAsia"/>
-        </w:rPr>
-      </w:pPr>
       <w:r>
         <w:rPr>
           <w:rFonts w:hint="eastAsia"/>
@@ -4161,11 +4156,6 @@
       <w:bookmarkEnd w:id="4"/>
     </w:p>
     <w:p>
-      <w:pPr>
-        <w:rPr>
-          <w:rFonts w:hint="eastAsia"/>
-        </w:rPr>
-      </w:pPr>
       <w:r>
         <w:rPr>
           <w:rFonts w:hint="eastAsia"/>
@@ -4287,11 +4277,6 @@
       </w:r>
     </w:p>
     <w:p>
-      <w:pPr>
-        <w:rPr>
-          <w:rFonts w:hint="eastAsia"/>
-        </w:rPr>
-      </w:pPr>
       <w:r>
         <w:rPr>
           <w:rFonts w:hint="eastAsia"/>
@@ -4303,11 +4288,6 @@
       </w:r>
     </w:p>
     <w:p>
-      <w:pPr>
-        <w:rPr>
-          <w:rFonts w:hint="eastAsia"/>
-        </w:rPr>
-      </w:pPr>
       <w:r>
         <w:rPr>
           <w:rFonts w:hint="eastAsia"/>
@@ -4360,11 +4340,6 @@
       </w:r>
     </w:p>
     <w:p>
-      <w:pPr>
-        <w:rPr>
-          <w:rFonts w:hint="eastAsia"/>
-        </w:rPr>
-      </w:pPr>
       <w:r>
         <w:rPr>
           <w:rFonts w:hint="eastAsia"/>
@@ -4638,11 +4613,6 @@
     </w:p>
     <w:p/>
     <w:p>
-      <w:pPr>
-        <w:rPr>
-          <w:rFonts w:hint="eastAsia"/>
-        </w:rPr>
-      </w:pPr>
       <w:r>
         <w:rPr>
           <w:rFonts w:hint="eastAsia"/>
@@ -4681,11 +4651,6 @@
       </w:r>
     </w:p>
     <w:p>
-      <w:pPr>
-        <w:rPr>
-          <w:rFonts w:hint="eastAsia"/>
-        </w:rPr>
-      </w:pPr>
       <w:r>
         <w:rPr>
           <w:rFonts w:hint="eastAsia"/>
@@ -4714,11 +4679,6 @@
       </w:r>
     </w:p>
     <w:p>
-      <w:pPr>
-        <w:rPr>
-          <w:rFonts w:hint="eastAsia"/>
-        </w:rPr>
-      </w:pPr>
       <w:r>
         <w:rPr>
           <w:rFonts w:hint="eastAsia"/>
@@ -4754,58 +4714,6 @@
           <w:rFonts w:hint="eastAsia"/>
         </w:rPr>
         <w:t>无此限制</w:t>
-      </w:r>
-    </w:p>
-    <w:p>
-      <w:pPr>
-        <w:rPr>
-          <w:rFonts w:hint="eastAsia"/>
-        </w:rPr>
-      </w:pPr>
-    </w:p>
-    <w:p>
-      <w:pPr>
-        <w:rPr>
-          <w:rFonts w:hint="eastAsia"/>
-        </w:rPr>
-      </w:pPr>
-      <w:r>
-        <w:rPr>
-          <w:rFonts w:hint="eastAsia"/>
-        </w:rPr>
-        <w:t>关闭鉴权时，用</w:t>
-      </w:r>
-      <w:r>
-        <w:rPr>
-          <w:rFonts w:hint="eastAsia"/>
-        </w:rPr>
-        <w:t>mongodb</w:t>
-      </w:r>
-      <w:r>
-        <w:rPr>
-          <w:rFonts w:hint="eastAsia"/>
-        </w:rPr>
-        <w:t>删除</w:t>
-      </w:r>
-      <w:r>
-        <w:rPr>
-          <w:rFonts w:hint="eastAsia"/>
-        </w:rPr>
-        <w:t>mongodb</w:t>
-      </w:r>
-      <w:r>
-        <w:rPr>
-          <w:rFonts w:hint="eastAsia"/>
-        </w:rPr>
-        <w:t>用户会报错</w:t>
-      </w:r>
-    </w:p>
-    <w:p>
-      <w:r>
-        <w:rPr>
-          <w:rFonts w:hint="eastAsia"/>
-        </w:rPr>
-        <w:t>独立模式不支持鉴权</w:t>
       </w:r>
     </w:p>
     <w:p/>
@@ -4814,6 +4722,47 @@
         <w:rPr>
           <w:rFonts w:hint="eastAsia"/>
         </w:rPr>
+        <w:t>关闭鉴权时，用</w:t>
+      </w:r>
+      <w:r>
+        <w:rPr>
+          <w:rFonts w:hint="eastAsia"/>
+        </w:rPr>
+        <w:t>mongodb</w:t>
+      </w:r>
+      <w:r>
+        <w:rPr>
+          <w:rFonts w:hint="eastAsia"/>
+        </w:rPr>
+        <w:t>删除</w:t>
+      </w:r>
+      <w:r>
+        <w:rPr>
+          <w:rFonts w:hint="eastAsia"/>
+        </w:rPr>
+        <w:t>mongodb</w:t>
+      </w:r>
+      <w:r>
+        <w:rPr>
+          <w:rFonts w:hint="eastAsia"/>
+        </w:rPr>
+        <w:t>用户会报错</w:t>
+      </w:r>
+    </w:p>
+    <w:p>
+      <w:r>
+        <w:rPr>
+          <w:rFonts w:hint="eastAsia"/>
+        </w:rPr>
+        <w:t>独立模式不支持鉴权</w:t>
+      </w:r>
+    </w:p>
+    <w:p/>
+    <w:p>
+      <w:r>
+        <w:rPr>
+          <w:rFonts w:hint="eastAsia"/>
+        </w:rPr>
         <w:t>要求在部署时关闭鉴权，然后分别用</w:t>
       </w:r>
       <w:r>
@@ -5857,11 +5806,6 @@
       </w:r>
     </w:p>
     <w:p>
-      <w:pPr>
-        <w:rPr>
-          <w:rFonts w:hint="eastAsia"/>
-        </w:rPr>
-      </w:pPr>
       <w:r>
         <w:rPr>
           <w:rFonts w:hint="eastAsia"/>
@@ -5908,7 +5852,7 @@
       <w:pPr>
         <w:pStyle w:val="Heading3"/>
         <w:rPr>
-          <w:rFonts w:ascii="Arial" w:cs="Arial" w:hint="eastAsia"/>
+          <w:rFonts w:ascii="Arial" w:cs="Arial"/>
         </w:rPr>
       </w:pPr>
       <w:bookmarkStart w:id="16" w:name="_Toc363054140"/>
@@ -5933,11 +5877,6 @@
       <w:bookmarkEnd w:id="16"/>
     </w:p>
     <w:p>
-      <w:pPr>
-        <w:rPr>
-          <w:rFonts w:hint="eastAsia"/>
-        </w:rPr>
-      </w:pPr>
       <w:r>
         <w:rPr>
           <w:rFonts w:hint="eastAsia"/>
@@ -6249,33 +6188,23 @@
             <w:tcW w:w="2093" w:type="dxa"/>
           </w:tcPr>
           <w:p>
-            <w:pPr>
+            <w:r>
               <w:rPr>
                 <w:rFonts w:hint="eastAsia"/>
               </w:rPr>
-            </w:pPr>
+              <w:t>鉴权</w:t>
+            </w:r>
+          </w:p>
+        </w:tc>
+        <w:tc>
+          <w:tcPr>
+            <w:tcW w:w="1417" w:type="dxa"/>
+          </w:tcPr>
+          <w:p>
             <w:r>
               <w:rPr>
                 <w:rFonts w:hint="eastAsia"/>
               </w:rPr>
-              <w:t>鉴权</w:t>
-            </w:r>
-          </w:p>
-        </w:tc>
-        <w:tc>
-          <w:tcPr>
-            <w:tcW w:w="1417" w:type="dxa"/>
-          </w:tcPr>
-          <w:p>
-            <w:pPr>
-              <w:rPr>
-                <w:rFonts w:hint="eastAsia"/>
-              </w:rPr>
-            </w:pPr>
-            <w:r>
-              <w:rPr>
-                <w:rFonts w:hint="eastAsia"/>
-              </w:rPr>
               <w:t>开启</w:t>
             </w:r>
           </w:p>
@@ -6285,11 +6214,6 @@
             <w:tcW w:w="1560" w:type="dxa"/>
           </w:tcPr>
           <w:p>
-            <w:pPr>
-              <w:rPr>
-                <w:rFonts w:hint="eastAsia"/>
-              </w:rPr>
-            </w:pPr>
             <w:r>
               <w:rPr>
                 <w:rFonts w:hint="eastAsia"/>
@@ -6311,33 +6235,23 @@
             <w:tcW w:w="2093" w:type="dxa"/>
           </w:tcPr>
           <w:p>
-            <w:pPr>
+            <w:r>
               <w:rPr>
                 <w:rFonts w:hint="eastAsia"/>
               </w:rPr>
-            </w:pPr>
+              <w:t>用户</w:t>
+            </w:r>
+          </w:p>
+        </w:tc>
+        <w:tc>
+          <w:tcPr>
+            <w:tcW w:w="1417" w:type="dxa"/>
+          </w:tcPr>
+          <w:p>
             <w:r>
               <w:rPr>
                 <w:rFonts w:hint="eastAsia"/>
               </w:rPr>
-              <w:t>用户</w:t>
-            </w:r>
-          </w:p>
-        </w:tc>
-        <w:tc>
-          <w:tcPr>
-            <w:tcW w:w="1417" w:type="dxa"/>
-          </w:tcPr>
-          <w:p>
-            <w:pPr>
-              <w:rPr>
-                <w:rFonts w:hint="eastAsia"/>
-              </w:rPr>
-            </w:pPr>
-            <w:r>
-              <w:rPr>
-                <w:rFonts w:hint="eastAsia"/>
-              </w:rPr>
               <w:t>存在</w:t>
             </w:r>
           </w:p>
@@ -6347,11 +6261,6 @@
             <w:tcW w:w="1560" w:type="dxa"/>
           </w:tcPr>
           <w:p>
-            <w:pPr>
-              <w:rPr>
-                <w:rFonts w:hint="eastAsia"/>
-              </w:rPr>
-            </w:pPr>
             <w:r>
               <w:rPr>
                 <w:rFonts w:hint="eastAsia"/>
@@ -6373,33 +6282,23 @@
             <w:tcW w:w="2093" w:type="dxa"/>
           </w:tcPr>
           <w:p>
-            <w:pPr>
+            <w:r>
               <w:rPr>
                 <w:rFonts w:hint="eastAsia"/>
               </w:rPr>
-            </w:pPr>
+              <w:t>第一用户</w:t>
+            </w:r>
+          </w:p>
+        </w:tc>
+        <w:tc>
+          <w:tcPr>
+            <w:tcW w:w="1417" w:type="dxa"/>
+          </w:tcPr>
+          <w:p>
             <w:r>
               <w:rPr>
                 <w:rFonts w:hint="eastAsia"/>
               </w:rPr>
-              <w:t>第一用户</w:t>
-            </w:r>
-          </w:p>
-        </w:tc>
-        <w:tc>
-          <w:tcPr>
-            <w:tcW w:w="1417" w:type="dxa"/>
-          </w:tcPr>
-          <w:p>
-            <w:pPr>
-              <w:rPr>
-                <w:rFonts w:hint="eastAsia"/>
-              </w:rPr>
-            </w:pPr>
-            <w:r>
-              <w:rPr>
-                <w:rFonts w:hint="eastAsia"/>
-              </w:rPr>
               <w:t>是</w:t>
             </w:r>
           </w:p>
@@ -6409,11 +6308,6 @@
             <w:tcW w:w="1560" w:type="dxa"/>
           </w:tcPr>
           <w:p>
-            <w:pPr>
-              <w:rPr>
-                <w:rFonts w:hint="eastAsia"/>
-              </w:rPr>
-            </w:pPr>
             <w:r>
               <w:rPr>
                 <w:rFonts w:hint="eastAsia"/>
@@ -6632,33 +6526,16 @@
         </w:tc>
       </w:tr>
     </w:tbl>
+    <w:p/>
     <w:p>
-      <w:pPr>
-        <w:rPr>
-          <w:rFonts w:hint="eastAsia"/>
-        </w:rPr>
-      </w:pPr>
+      <w:r>
+        <w:rPr>
+          <w:rFonts w:hint="eastAsia"/>
+        </w:rPr>
+        <w:t>根据上述表单得出如下正常测试用例和异常测试用例</w:t>
+      </w:r>
     </w:p>
-    <w:p>
-      <w:pPr>
-        <w:rPr>
-          <w:rFonts w:hint="eastAsia"/>
-        </w:rPr>
-      </w:pPr>
-      <w:r>
-        <w:rPr>
-          <w:rFonts w:hint="eastAsia"/>
-        </w:rPr>
-        <w:t>根据上述表单得出如下正常测试用例和异常测试用例</w:t>
-      </w:r>
-    </w:p>
-    <w:p>
-      <w:pPr>
-        <w:rPr>
-          <w:rFonts w:hint="eastAsia"/>
-        </w:rPr>
-      </w:pPr>
-    </w:p>
+    <w:p/>
     <w:tbl>
       <w:tblPr>
         <w:tblStyle w:val="TableGrid"/>
@@ -6727,7 +6604,7 @@
           <w:p>
             <w:pPr>
               <w:rPr>
-                <w:rFonts w:asciiTheme="minorHAnsi" w:eastAsiaTheme="minorEastAsia" w:hAnsiTheme="minorHAnsi" w:cstheme="minorBidi" w:hint="eastAsia"/>
+                <w:rFonts w:asciiTheme="minorHAnsi" w:eastAsiaTheme="minorEastAsia" w:hAnsiTheme="minorHAnsi" w:cstheme="minorBidi"/>
                 <w:b/>
                 <w:szCs w:val="22"/>
               </w:rPr>
@@ -6763,7 +6640,7 @@
           <w:p>
             <w:pPr>
               <w:rPr>
-                <w:rFonts w:asciiTheme="minorHAnsi" w:eastAsiaTheme="minorEastAsia" w:hAnsiTheme="minorHAnsi" w:cstheme="minorBidi" w:hint="eastAsia"/>
+                <w:rFonts w:asciiTheme="minorHAnsi" w:eastAsiaTheme="minorEastAsia" w:hAnsiTheme="minorHAnsi" w:cstheme="minorBidi"/>
                 <w:szCs w:val="22"/>
               </w:rPr>
             </w:pPr>
@@ -6783,7 +6660,7 @@
           <w:p>
             <w:pPr>
               <w:rPr>
-                <w:rFonts w:asciiTheme="minorHAnsi" w:eastAsiaTheme="minorEastAsia" w:hAnsiTheme="minorHAnsi" w:cstheme="minorBidi" w:hint="eastAsia"/>
+                <w:rFonts w:asciiTheme="minorHAnsi" w:eastAsiaTheme="minorEastAsia" w:hAnsiTheme="minorHAnsi" w:cstheme="minorBidi"/>
                 <w:szCs w:val="22"/>
               </w:rPr>
             </w:pPr>
@@ -6803,7 +6680,7 @@
           <w:p>
             <w:pPr>
               <w:rPr>
-                <w:rFonts w:asciiTheme="minorHAnsi" w:eastAsiaTheme="minorEastAsia" w:hAnsiTheme="minorHAnsi" w:cstheme="minorBidi" w:hint="eastAsia"/>
+                <w:rFonts w:asciiTheme="minorHAnsi" w:eastAsiaTheme="minorEastAsia" w:hAnsiTheme="minorHAnsi" w:cstheme="minorBidi"/>
                 <w:szCs w:val="22"/>
               </w:rPr>
             </w:pPr>
@@ -6969,34 +6846,24 @@
             <w:tcW w:w="1787" w:type="dxa"/>
           </w:tcPr>
           <w:p>
-            <w:pPr>
+            <w:r>
+              <w:rPr>
+                <w:rFonts w:asciiTheme="minorHAnsi" w:eastAsiaTheme="minorEastAsia" w:hAnsiTheme="minorHAnsi" w:cstheme="minorBidi" w:hint="eastAsia"/>
+                <w:szCs w:val="22"/>
+              </w:rPr>
+              <w:t>开启鉴权</w:t>
+            </w:r>
+          </w:p>
+        </w:tc>
+        <w:tc>
+          <w:tcPr>
+            <w:tcW w:w="1582" w:type="dxa"/>
+          </w:tcPr>
+          <w:p>
+            <w:r>
               <w:rPr>
                 <w:rFonts w:hint="eastAsia"/>
               </w:rPr>
-            </w:pPr>
-            <w:r>
-              <w:rPr>
-                <w:rFonts w:asciiTheme="minorHAnsi" w:eastAsiaTheme="minorEastAsia" w:hAnsiTheme="minorHAnsi" w:cstheme="minorBidi" w:hint="eastAsia"/>
-                <w:szCs w:val="22"/>
-              </w:rPr>
-              <w:t>开启鉴权</w:t>
-            </w:r>
-          </w:p>
-        </w:tc>
-        <w:tc>
-          <w:tcPr>
-            <w:tcW w:w="1582" w:type="dxa"/>
-          </w:tcPr>
-          <w:p>
-            <w:pPr>
-              <w:rPr>
-                <w:rFonts w:hint="eastAsia"/>
-              </w:rPr>
-            </w:pPr>
-            <w:r>
-              <w:rPr>
-                <w:rFonts w:hint="eastAsia"/>
-              </w:rPr>
               <w:t>失败</w:t>
             </w:r>
           </w:p>
@@ -7006,11 +6873,6 @@
             <w:tcW w:w="5153" w:type="dxa"/>
           </w:tcPr>
           <w:p>
-            <w:pPr>
-              <w:rPr>
-                <w:rFonts w:hint="eastAsia"/>
-              </w:rPr>
-            </w:pPr>
             <w:r>
               <w:rPr>
                 <w:rFonts w:asciiTheme="minorHAnsi" w:eastAsiaTheme="minorEastAsia" w:hAnsiTheme="minorHAnsi" w:cstheme="minorBidi" w:hint="eastAsia"/>
@@ -7069,29 +6931,24 @@
             <w:tcW w:w="1787" w:type="dxa"/>
           </w:tcPr>
           <w:p>
-            <w:pPr>
+            <w:r>
+              <w:rPr>
+                <w:rFonts w:asciiTheme="minorHAnsi" w:eastAsiaTheme="minorEastAsia" w:hAnsiTheme="minorHAnsi" w:cstheme="minorBidi" w:hint="eastAsia"/>
+                <w:szCs w:val="22"/>
+              </w:rPr>
+              <w:t>开启鉴权</w:t>
+            </w:r>
+          </w:p>
+        </w:tc>
+        <w:tc>
+          <w:tcPr>
+            <w:tcW w:w="1582" w:type="dxa"/>
+          </w:tcPr>
+          <w:p>
+            <w:r>
               <w:rPr>
                 <w:rFonts w:hint="eastAsia"/>
               </w:rPr>
-            </w:pPr>
-            <w:r>
-              <w:rPr>
-                <w:rFonts w:asciiTheme="minorHAnsi" w:eastAsiaTheme="minorEastAsia" w:hAnsiTheme="minorHAnsi" w:cstheme="minorBidi" w:hint="eastAsia"/>
-                <w:szCs w:val="22"/>
-              </w:rPr>
-              <w:t>开启鉴权</w:t>
-            </w:r>
-          </w:p>
-        </w:tc>
-        <w:tc>
-          <w:tcPr>
-            <w:tcW w:w="1582" w:type="dxa"/>
-          </w:tcPr>
-          <w:p>
-            <w:r>
-              <w:rPr>
-                <w:rFonts w:hint="eastAsia"/>
-              </w:rPr>
               <w:t>失败</w:t>
             </w:r>
           </w:p>
@@ -7101,11 +6958,6 @@
             <w:tcW w:w="5153" w:type="dxa"/>
           </w:tcPr>
           <w:p>
-            <w:pPr>
-              <w:rPr>
-                <w:rFonts w:hint="eastAsia"/>
-              </w:rPr>
-            </w:pPr>
             <w:r>
               <w:rPr>
                 <w:rFonts w:asciiTheme="minorHAnsi" w:eastAsiaTheme="minorEastAsia" w:hAnsiTheme="minorHAnsi" w:cstheme="minorBidi" w:hint="eastAsia"/>
@@ -7152,7 +7004,7 @@
           <w:p>
             <w:pPr>
               <w:rPr>
-                <w:rFonts w:asciiTheme="minorHAnsi" w:eastAsiaTheme="minorEastAsia" w:hAnsiTheme="minorHAnsi" w:cstheme="minorBidi" w:hint="eastAsia"/>
+                <w:rFonts w:asciiTheme="minorHAnsi" w:eastAsiaTheme="minorEastAsia" w:hAnsiTheme="minorHAnsi" w:cstheme="minorBidi"/>
                 <w:szCs w:val="22"/>
               </w:rPr>
             </w:pPr>
@@ -7172,7 +7024,7 @@
           <w:p>
             <w:pPr>
               <w:rPr>
-                <w:rFonts w:asciiTheme="minorHAnsi" w:eastAsiaTheme="minorEastAsia" w:hAnsiTheme="minorHAnsi" w:cstheme="minorBidi" w:hint="eastAsia"/>
+                <w:rFonts w:asciiTheme="minorHAnsi" w:eastAsiaTheme="minorEastAsia" w:hAnsiTheme="minorHAnsi" w:cstheme="minorBidi"/>
                 <w:szCs w:val="22"/>
               </w:rPr>
             </w:pPr>
@@ -7318,11 +7170,6 @@
             <w:tcW w:w="1787" w:type="dxa"/>
           </w:tcPr>
           <w:p>
-            <w:pPr>
-              <w:rPr>
-                <w:rFonts w:hint="eastAsia"/>
-              </w:rPr>
-            </w:pPr>
             <w:r>
               <w:rPr>
                 <w:rFonts w:asciiTheme="minorHAnsi" w:eastAsiaTheme="minorEastAsia" w:hAnsiTheme="minorHAnsi" w:cstheme="minorBidi" w:hint="eastAsia"/>
@@ -7337,11 +7184,6 @@
             <w:tcW w:w="1582" w:type="dxa"/>
           </w:tcPr>
           <w:p>
-            <w:pPr>
-              <w:rPr>
-                <w:rFonts w:hint="eastAsia"/>
-              </w:rPr>
-            </w:pPr>
             <w:r>
               <w:rPr>
                 <w:rFonts w:hint="eastAsia"/>
@@ -7477,11 +7319,6 @@
             <w:tcW w:w="1787" w:type="dxa"/>
           </w:tcPr>
           <w:p>
-            <w:pPr>
-              <w:rPr>
-                <w:rFonts w:hint="eastAsia"/>
-              </w:rPr>
-            </w:pPr>
             <w:r>
               <w:rPr>
                 <w:rFonts w:asciiTheme="minorHAnsi" w:eastAsiaTheme="minorEastAsia" w:hAnsiTheme="minorHAnsi" w:cstheme="minorBidi" w:hint="eastAsia"/>
@@ -7496,11 +7333,6 @@
             <w:tcW w:w="1582" w:type="dxa"/>
           </w:tcPr>
           <w:p>
-            <w:pPr>
-              <w:rPr>
-                <w:rFonts w:hint="eastAsia"/>
-              </w:rPr>
-            </w:pPr>
             <w:r>
               <w:rPr>
                 <w:rFonts w:hint="eastAsia"/>
@@ -7576,7 +7408,7 @@
               <w:rPr>
                 <w:rFonts w:hint="eastAsia"/>
               </w:rPr>
-              <w:t>成功，密码被更新</w:t>
+              <w:t>失败</w:t>
             </w:r>
           </w:p>
         </w:tc>
@@ -7617,23 +7449,16 @@
           <w:p>
             <w:pPr>
               <w:rPr>
-                <w:rFonts w:asciiTheme="minorHAnsi" w:eastAsiaTheme="minorEastAsia" w:hAnsiTheme="minorHAnsi" w:cstheme="minorBidi" w:hint="eastAsia"/>
-                <w:szCs w:val="22"/>
-              </w:rPr>
-            </w:pPr>
-            <w:r>
-              <w:rPr>
-                <w:rFonts w:asciiTheme="minorHAnsi" w:eastAsiaTheme="minorEastAsia" w:hAnsiTheme="minorHAnsi" w:cstheme="minorBidi" w:hint="eastAsia"/>
-                <w:szCs w:val="22"/>
-              </w:rPr>
-              <w:t>关闭</w:t>
-            </w:r>
-            <w:r>
-              <w:rPr>
-                <w:rFonts w:asciiTheme="minorHAnsi" w:eastAsiaTheme="minorEastAsia" w:hAnsiTheme="minorHAnsi" w:cstheme="minorBidi" w:hint="eastAsia"/>
-                <w:szCs w:val="22"/>
-              </w:rPr>
-              <w:t>鉴权</w:t>
+                <w:rFonts w:asciiTheme="minorHAnsi" w:eastAsiaTheme="minorEastAsia" w:hAnsiTheme="minorHAnsi" w:cstheme="minorBidi"/>
+                <w:szCs w:val="22"/>
+              </w:rPr>
+            </w:pPr>
+            <w:r>
+              <w:rPr>
+                <w:rFonts w:asciiTheme="minorHAnsi" w:eastAsiaTheme="minorEastAsia" w:hAnsiTheme="minorHAnsi" w:cstheme="minorBidi" w:hint="eastAsia"/>
+                <w:szCs w:val="22"/>
+              </w:rPr>
+              <w:t>关闭鉴权</w:t>
             </w:r>
           </w:p>
         </w:tc>
@@ -7644,7 +7469,7 @@
           <w:p>
             <w:pPr>
               <w:rPr>
-                <w:rFonts w:asciiTheme="minorHAnsi" w:eastAsiaTheme="minorEastAsia" w:hAnsiTheme="minorHAnsi" w:cstheme="minorBidi" w:hint="eastAsia"/>
+                <w:rFonts w:asciiTheme="minorHAnsi" w:eastAsiaTheme="minorEastAsia" w:hAnsiTheme="minorHAnsi" w:cstheme="minorBidi"/>
                 <w:szCs w:val="22"/>
               </w:rPr>
             </w:pPr>
@@ -7664,7 +7489,7 @@
           <w:p>
             <w:pPr>
               <w:rPr>
-                <w:rFonts w:asciiTheme="minorHAnsi" w:eastAsiaTheme="minorEastAsia" w:hAnsiTheme="minorHAnsi" w:cstheme="minorBidi" w:hint="eastAsia"/>
+                <w:rFonts w:asciiTheme="minorHAnsi" w:eastAsiaTheme="minorEastAsia" w:hAnsiTheme="minorHAnsi" w:cstheme="minorBidi"/>
                 <w:szCs w:val="22"/>
               </w:rPr>
             </w:pPr>
@@ -7751,14 +7576,7 @@
                 <w:rFonts w:asciiTheme="minorHAnsi" w:eastAsiaTheme="minorEastAsia" w:hAnsiTheme="minorHAnsi" w:cstheme="minorBidi" w:hint="eastAsia"/>
                 <w:szCs w:val="22"/>
               </w:rPr>
-              <w:t>关闭</w:t>
-            </w:r>
-            <w:r>
-              <w:rPr>
-                <w:rFonts w:asciiTheme="minorHAnsi" w:eastAsiaTheme="minorEastAsia" w:hAnsiTheme="minorHAnsi" w:cstheme="minorBidi" w:hint="eastAsia"/>
-                <w:szCs w:val="22"/>
-              </w:rPr>
-              <w:t>鉴权</w:t>
+              <w:t>关闭鉴权</w:t>
             </w:r>
           </w:p>
         </w:tc>
@@ -7865,41 +7683,24 @@
             <w:tcW w:w="1787" w:type="dxa"/>
           </w:tcPr>
           <w:p>
-            <w:pPr>
+            <w:r>
+              <w:rPr>
+                <w:rFonts w:asciiTheme="minorHAnsi" w:eastAsiaTheme="minorEastAsia" w:hAnsiTheme="minorHAnsi" w:cstheme="minorBidi" w:hint="eastAsia"/>
+                <w:szCs w:val="22"/>
+              </w:rPr>
+              <w:t>关闭鉴权</w:t>
+            </w:r>
+          </w:p>
+        </w:tc>
+        <w:tc>
+          <w:tcPr>
+            <w:tcW w:w="1582" w:type="dxa"/>
+          </w:tcPr>
+          <w:p>
+            <w:r>
               <w:rPr>
                 <w:rFonts w:hint="eastAsia"/>
               </w:rPr>
-            </w:pPr>
-            <w:r>
-              <w:rPr>
-                <w:rFonts w:asciiTheme="minorHAnsi" w:eastAsiaTheme="minorEastAsia" w:hAnsiTheme="minorHAnsi" w:cstheme="minorBidi" w:hint="eastAsia"/>
-                <w:szCs w:val="22"/>
-              </w:rPr>
-              <w:t>关闭</w:t>
-            </w:r>
-            <w:r>
-              <w:rPr>
-                <w:rFonts w:asciiTheme="minorHAnsi" w:eastAsiaTheme="minorEastAsia" w:hAnsiTheme="minorHAnsi" w:cstheme="minorBidi" w:hint="eastAsia"/>
-                <w:szCs w:val="22"/>
-              </w:rPr>
-              <w:t>鉴权</w:t>
-            </w:r>
-          </w:p>
-        </w:tc>
-        <w:tc>
-          <w:tcPr>
-            <w:tcW w:w="1582" w:type="dxa"/>
-          </w:tcPr>
-          <w:p>
-            <w:pPr>
-              <w:rPr>
-                <w:rFonts w:hint="eastAsia"/>
-              </w:rPr>
-            </w:pPr>
-            <w:r>
-              <w:rPr>
-                <w:rFonts w:hint="eastAsia"/>
-              </w:rPr>
               <w:t>成功</w:t>
             </w:r>
           </w:p>
@@ -7909,11 +7710,6 @@
             <w:tcW w:w="5153" w:type="dxa"/>
           </w:tcPr>
           <w:p>
-            <w:pPr>
-              <w:rPr>
-                <w:rFonts w:hint="eastAsia"/>
-              </w:rPr>
-            </w:pPr>
             <w:r>
               <w:rPr>
                 <w:rFonts w:asciiTheme="minorHAnsi" w:eastAsiaTheme="minorEastAsia" w:hAnsiTheme="minorHAnsi" w:cstheme="minorBidi" w:hint="eastAsia"/>
@@ -7986,36 +7782,24 @@
             <w:tcW w:w="1787" w:type="dxa"/>
           </w:tcPr>
           <w:p>
-            <w:pPr>
+            <w:r>
+              <w:rPr>
+                <w:rFonts w:asciiTheme="minorHAnsi" w:eastAsiaTheme="minorEastAsia" w:hAnsiTheme="minorHAnsi" w:cstheme="minorBidi" w:hint="eastAsia"/>
+                <w:szCs w:val="22"/>
+              </w:rPr>
+              <w:t>关闭鉴权</w:t>
+            </w:r>
+          </w:p>
+        </w:tc>
+        <w:tc>
+          <w:tcPr>
+            <w:tcW w:w="1582" w:type="dxa"/>
+          </w:tcPr>
+          <w:p>
+            <w:r>
               <w:rPr>
                 <w:rFonts w:hint="eastAsia"/>
               </w:rPr>
-            </w:pPr>
-            <w:r>
-              <w:rPr>
-                <w:rFonts w:asciiTheme="minorHAnsi" w:eastAsiaTheme="minorEastAsia" w:hAnsiTheme="minorHAnsi" w:cstheme="minorBidi" w:hint="eastAsia"/>
-                <w:szCs w:val="22"/>
-              </w:rPr>
-              <w:t>关闭</w:t>
-            </w:r>
-            <w:r>
-              <w:rPr>
-                <w:rFonts w:asciiTheme="minorHAnsi" w:eastAsiaTheme="minorEastAsia" w:hAnsiTheme="minorHAnsi" w:cstheme="minorBidi" w:hint="eastAsia"/>
-                <w:szCs w:val="22"/>
-              </w:rPr>
-              <w:t>鉴权</w:t>
-            </w:r>
-          </w:p>
-        </w:tc>
-        <w:tc>
-          <w:tcPr>
-            <w:tcW w:w="1582" w:type="dxa"/>
-          </w:tcPr>
-          <w:p>
-            <w:r>
-              <w:rPr>
-                <w:rFonts w:hint="eastAsia"/>
-              </w:rPr>
               <w:t>成功</w:t>
             </w:r>
           </w:p>
@@ -8025,11 +7809,6 @@
             <w:tcW w:w="5153" w:type="dxa"/>
           </w:tcPr>
           <w:p>
-            <w:pPr>
-              <w:rPr>
-                <w:rFonts w:hint="eastAsia"/>
-              </w:rPr>
-            </w:pPr>
             <w:r>
               <w:rPr>
                 <w:rFonts w:asciiTheme="minorHAnsi" w:eastAsiaTheme="minorEastAsia" w:hAnsiTheme="minorHAnsi" w:cstheme="minorBidi" w:hint="eastAsia"/>
@@ -8070,14 +7849,7 @@
                 <w:rFonts w:asciiTheme="minorHAnsi" w:eastAsiaTheme="minorEastAsia" w:hAnsiTheme="minorHAnsi" w:cstheme="minorBidi" w:hint="eastAsia"/>
                 <w:szCs w:val="22"/>
               </w:rPr>
-              <w:t>用户</w:t>
-            </w:r>
-            <w:r>
-              <w:rPr>
-                <w:rFonts w:asciiTheme="minorHAnsi" w:eastAsiaTheme="minorEastAsia" w:hAnsiTheme="minorHAnsi" w:cstheme="minorBidi" w:hint="eastAsia"/>
-                <w:szCs w:val="22"/>
-              </w:rPr>
-              <w:t>（非第一用户）</w:t>
+              <w:t>用户（非第一用户）</w:t>
             </w:r>
           </w:p>
         </w:tc>
@@ -8088,34 +7860,24 @@
             <w:tcW w:w="1787" w:type="dxa"/>
           </w:tcPr>
           <w:p>
-            <w:pPr>
+            <w:r>
+              <w:rPr>
+                <w:rFonts w:asciiTheme="minorHAnsi" w:eastAsiaTheme="minorEastAsia" w:hAnsiTheme="minorHAnsi" w:cstheme="minorBidi" w:hint="eastAsia"/>
+                <w:szCs w:val="22"/>
+              </w:rPr>
+              <w:t>关闭鉴权</w:t>
+            </w:r>
+          </w:p>
+        </w:tc>
+        <w:tc>
+          <w:tcPr>
+            <w:tcW w:w="1582" w:type="dxa"/>
+          </w:tcPr>
+          <w:p>
+            <w:r>
               <w:rPr>
                 <w:rFonts w:hint="eastAsia"/>
               </w:rPr>
-            </w:pPr>
-            <w:r>
-              <w:rPr>
-                <w:rFonts w:asciiTheme="minorHAnsi" w:eastAsiaTheme="minorEastAsia" w:hAnsiTheme="minorHAnsi" w:cstheme="minorBidi" w:hint="eastAsia"/>
-                <w:szCs w:val="22"/>
-              </w:rPr>
-              <w:t>关闭鉴权</w:t>
-            </w:r>
-          </w:p>
-        </w:tc>
-        <w:tc>
-          <w:tcPr>
-            <w:tcW w:w="1582" w:type="dxa"/>
-          </w:tcPr>
-          <w:p>
-            <w:pPr>
-              <w:rPr>
-                <w:rFonts w:hint="eastAsia"/>
-              </w:rPr>
-            </w:pPr>
-            <w:r>
-              <w:rPr>
-                <w:rFonts w:hint="eastAsia"/>
-              </w:rPr>
               <w:t>失败</w:t>
             </w:r>
           </w:p>
@@ -8125,11 +7887,6 @@
             <w:tcW w:w="5153" w:type="dxa"/>
           </w:tcPr>
           <w:p>
-            <w:pPr>
-              <w:rPr>
-                <w:rFonts w:hint="eastAsia"/>
-              </w:rPr>
-            </w:pPr>
             <w:r>
               <w:rPr>
                 <w:rFonts w:asciiTheme="minorHAnsi" w:eastAsiaTheme="minorEastAsia" w:hAnsiTheme="minorHAnsi" w:cstheme="minorBidi" w:hint="eastAsia"/>
@@ -8156,14 +7913,7 @@
                 <w:rFonts w:asciiTheme="minorHAnsi" w:eastAsiaTheme="minorEastAsia" w:hAnsiTheme="minorHAnsi" w:cstheme="minorBidi" w:hint="eastAsia"/>
                 <w:szCs w:val="22"/>
               </w:rPr>
-              <w:t>客户端增加</w:t>
-            </w:r>
-            <w:r>
-              <w:rPr>
-                <w:rFonts w:asciiTheme="minorHAnsi" w:eastAsiaTheme="minorEastAsia" w:hAnsiTheme="minorHAnsi" w:cstheme="minorBidi" w:hint="eastAsia"/>
-                <w:szCs w:val="22"/>
-              </w:rPr>
-              <w:t>同名</w:t>
+              <w:t>客户端增加同名</w:t>
             </w:r>
             <w:r>
               <w:rPr>
@@ -8184,7 +7934,6 @@
                 <w:rFonts w:asciiTheme="minorHAnsi" w:eastAsiaTheme="minorEastAsia" w:hAnsiTheme="minorHAnsi" w:cstheme="minorBidi" w:hint="eastAsia"/>
                 <w:szCs w:val="22"/>
               </w:rPr>
-              <w:lastRenderedPageBreak/>
               <w:t>(</w:t>
             </w:r>
             <w:r>
@@ -8210,11 +7959,6 @@
             <w:tcW w:w="1787" w:type="dxa"/>
           </w:tcPr>
           <w:p>
-            <w:pPr>
-              <w:rPr>
-                <w:rFonts w:hint="eastAsia"/>
-              </w:rPr>
-            </w:pPr>
             <w:r>
               <w:rPr>
                 <w:rFonts w:asciiTheme="minorHAnsi" w:eastAsiaTheme="minorEastAsia" w:hAnsiTheme="minorHAnsi" w:cstheme="minorBidi" w:hint="eastAsia"/>
@@ -8243,11 +7987,6 @@
             <w:tcW w:w="5153" w:type="dxa"/>
           </w:tcPr>
           <w:p>
-            <w:pPr>
-              <w:rPr>
-                <w:rFonts w:hint="eastAsia"/>
-              </w:rPr>
-            </w:pPr>
             <w:r>
               <w:rPr>
                 <w:rFonts w:asciiTheme="minorHAnsi" w:eastAsiaTheme="minorEastAsia" w:hAnsiTheme="minorHAnsi" w:cstheme="minorBidi" w:hint="eastAsia"/>
@@ -8274,14 +8013,7 @@
                 <w:rFonts w:asciiTheme="minorHAnsi" w:eastAsiaTheme="minorEastAsia" w:hAnsiTheme="minorHAnsi" w:cstheme="minorBidi" w:hint="eastAsia"/>
                 <w:szCs w:val="22"/>
               </w:rPr>
-              <w:t>客户端增加</w:t>
-            </w:r>
-            <w:r>
-              <w:rPr>
-                <w:rFonts w:asciiTheme="minorHAnsi" w:eastAsiaTheme="minorEastAsia" w:hAnsiTheme="minorHAnsi" w:cstheme="minorBidi" w:hint="eastAsia"/>
-                <w:szCs w:val="22"/>
-              </w:rPr>
-              <w:t>同名</w:t>
+              <w:t>客户端增加同名</w:t>
             </w:r>
             <w:r>
               <w:rPr>
@@ -8295,40 +8027,14 @@
                 <w:rFonts w:asciiTheme="minorHAnsi" w:eastAsiaTheme="minorEastAsia" w:hAnsiTheme="minorHAnsi" w:cstheme="minorBidi" w:hint="eastAsia"/>
                 <w:szCs w:val="22"/>
               </w:rPr>
-              <w:t>用户（</w:t>
-            </w:r>
-            <w:r>
-              <w:rPr>
-                <w:rFonts w:asciiTheme="minorHAnsi" w:eastAsiaTheme="minorEastAsia" w:hAnsiTheme="minorHAnsi" w:cstheme="minorBidi" w:hint="eastAsia"/>
-                <w:szCs w:val="22"/>
-              </w:rPr>
-              <w:t>用户已经存在</w:t>
-            </w:r>
-            <w:r>
-              <w:rPr>
-                <w:rFonts w:asciiTheme="minorHAnsi" w:eastAsiaTheme="minorEastAsia" w:hAnsiTheme="minorHAnsi" w:cstheme="minorBidi" w:hint="eastAsia"/>
-                <w:szCs w:val="22"/>
-              </w:rPr>
-              <w:t>）</w:t>
+              <w:t>用户（用户已经存在）</w:t>
             </w:r>
           </w:p>
         </w:tc>
       </w:tr>
     </w:tbl>
-    <w:p>
-      <w:pPr>
-        <w:rPr>
-          <w:rFonts w:hint="eastAsia"/>
-        </w:rPr>
-      </w:pPr>
-    </w:p>
-    <w:p>
-      <w:pPr>
-        <w:rPr>
-          <w:rFonts w:hint="eastAsia"/>
-        </w:rPr>
-      </w:pPr>
-    </w:p>
+    <w:p/>
+    <w:p/>
     <w:tbl>
       <w:tblPr>
         <w:tblStyle w:val="TableGrid"/>
@@ -8397,7 +8103,7 @@
           <w:p>
             <w:pPr>
               <w:rPr>
-                <w:rFonts w:asciiTheme="minorHAnsi" w:eastAsiaTheme="minorEastAsia" w:hAnsiTheme="minorHAnsi" w:cstheme="minorBidi" w:hint="eastAsia"/>
+                <w:rFonts w:asciiTheme="minorHAnsi" w:eastAsiaTheme="minorEastAsia" w:hAnsiTheme="minorHAnsi" w:cstheme="minorBidi"/>
                 <w:b/>
                 <w:szCs w:val="22"/>
               </w:rPr>
@@ -8433,7 +8139,7 @@
           <w:p>
             <w:pPr>
               <w:rPr>
-                <w:rFonts w:asciiTheme="minorHAnsi" w:eastAsiaTheme="minorEastAsia" w:hAnsiTheme="minorHAnsi" w:cstheme="minorBidi" w:hint="eastAsia"/>
+                <w:rFonts w:asciiTheme="minorHAnsi" w:eastAsiaTheme="minorEastAsia" w:hAnsiTheme="minorHAnsi" w:cstheme="minorBidi"/>
                 <w:szCs w:val="22"/>
               </w:rPr>
             </w:pPr>
@@ -8453,7 +8159,7 @@
           <w:p>
             <w:pPr>
               <w:rPr>
-                <w:rFonts w:asciiTheme="minorHAnsi" w:eastAsiaTheme="minorEastAsia" w:hAnsiTheme="minorHAnsi" w:cstheme="minorBidi" w:hint="eastAsia"/>
+                <w:rFonts w:asciiTheme="minorHAnsi" w:eastAsiaTheme="minorEastAsia" w:hAnsiTheme="minorHAnsi" w:cstheme="minorBidi"/>
                 <w:szCs w:val="22"/>
               </w:rPr>
             </w:pPr>
@@ -8473,7 +8179,7 @@
           <w:p>
             <w:pPr>
               <w:rPr>
-                <w:rFonts w:asciiTheme="minorHAnsi" w:eastAsiaTheme="minorEastAsia" w:hAnsiTheme="minorHAnsi" w:cstheme="minorBidi" w:hint="eastAsia"/>
+                <w:rFonts w:asciiTheme="minorHAnsi" w:eastAsiaTheme="minorEastAsia" w:hAnsiTheme="minorHAnsi" w:cstheme="minorBidi"/>
                 <w:szCs w:val="22"/>
               </w:rPr>
             </w:pPr>
@@ -8611,34 +8317,24 @@
             <w:tcW w:w="1787" w:type="dxa"/>
           </w:tcPr>
           <w:p>
-            <w:pPr>
+            <w:r>
+              <w:rPr>
+                <w:rFonts w:asciiTheme="minorHAnsi" w:eastAsiaTheme="minorEastAsia" w:hAnsiTheme="minorHAnsi" w:cstheme="minorBidi" w:hint="eastAsia"/>
+                <w:szCs w:val="22"/>
+              </w:rPr>
+              <w:t>开启鉴权</w:t>
+            </w:r>
+          </w:p>
+        </w:tc>
+        <w:tc>
+          <w:tcPr>
+            <w:tcW w:w="1582" w:type="dxa"/>
+          </w:tcPr>
+          <w:p>
+            <w:r>
               <w:rPr>
                 <w:rFonts w:hint="eastAsia"/>
               </w:rPr>
-            </w:pPr>
-            <w:r>
-              <w:rPr>
-                <w:rFonts w:asciiTheme="minorHAnsi" w:eastAsiaTheme="minorEastAsia" w:hAnsiTheme="minorHAnsi" w:cstheme="minorBidi" w:hint="eastAsia"/>
-                <w:szCs w:val="22"/>
-              </w:rPr>
-              <w:t>开启鉴权</w:t>
-            </w:r>
-          </w:p>
-        </w:tc>
-        <w:tc>
-          <w:tcPr>
-            <w:tcW w:w="1582" w:type="dxa"/>
-          </w:tcPr>
-          <w:p>
-            <w:pPr>
-              <w:rPr>
-                <w:rFonts w:hint="eastAsia"/>
-              </w:rPr>
-            </w:pPr>
-            <w:r>
-              <w:rPr>
-                <w:rFonts w:hint="eastAsia"/>
-              </w:rPr>
               <w:t>失败</w:t>
             </w:r>
           </w:p>
@@ -8648,11 +8344,6 @@
             <w:tcW w:w="5153" w:type="dxa"/>
           </w:tcPr>
           <w:p>
-            <w:pPr>
-              <w:rPr>
-                <w:rFonts w:hint="eastAsia"/>
-              </w:rPr>
-            </w:pPr>
             <w:r>
               <w:rPr>
                 <w:rFonts w:asciiTheme="minorHAnsi" w:eastAsiaTheme="minorEastAsia" w:hAnsiTheme="minorHAnsi" w:cstheme="minorBidi" w:hint="eastAsia"/>
@@ -8697,29 +8388,24 @@
             <w:tcW w:w="1787" w:type="dxa"/>
           </w:tcPr>
           <w:p>
-            <w:pPr>
+            <w:r>
+              <w:rPr>
+                <w:rFonts w:asciiTheme="minorHAnsi" w:eastAsiaTheme="minorEastAsia" w:hAnsiTheme="minorHAnsi" w:cstheme="minorBidi" w:hint="eastAsia"/>
+                <w:szCs w:val="22"/>
+              </w:rPr>
+              <w:t>开启鉴权</w:t>
+            </w:r>
+          </w:p>
+        </w:tc>
+        <w:tc>
+          <w:tcPr>
+            <w:tcW w:w="1582" w:type="dxa"/>
+          </w:tcPr>
+          <w:p>
+            <w:r>
               <w:rPr>
                 <w:rFonts w:hint="eastAsia"/>
               </w:rPr>
-            </w:pPr>
-            <w:r>
-              <w:rPr>
-                <w:rFonts w:asciiTheme="minorHAnsi" w:eastAsiaTheme="minorEastAsia" w:hAnsiTheme="minorHAnsi" w:cstheme="minorBidi" w:hint="eastAsia"/>
-                <w:szCs w:val="22"/>
-              </w:rPr>
-              <w:t>开启鉴权</w:t>
-            </w:r>
-          </w:p>
-        </w:tc>
-        <w:tc>
-          <w:tcPr>
-            <w:tcW w:w="1582" w:type="dxa"/>
-          </w:tcPr>
-          <w:p>
-            <w:r>
-              <w:rPr>
-                <w:rFonts w:hint="eastAsia"/>
-              </w:rPr>
               <w:t>失败</w:t>
             </w:r>
           </w:p>
@@ -8729,11 +8415,6 @@
             <w:tcW w:w="5153" w:type="dxa"/>
           </w:tcPr>
           <w:p>
-            <w:pPr>
-              <w:rPr>
-                <w:rFonts w:hint="eastAsia"/>
-              </w:rPr>
-            </w:pPr>
             <w:r>
               <w:rPr>
                 <w:rFonts w:asciiTheme="minorHAnsi" w:eastAsiaTheme="minorEastAsia" w:hAnsiTheme="minorHAnsi" w:cstheme="minorBidi" w:hint="eastAsia"/>
@@ -8780,7 +8461,7 @@
           <w:p>
             <w:pPr>
               <w:rPr>
-                <w:rFonts w:asciiTheme="minorHAnsi" w:eastAsiaTheme="minorEastAsia" w:hAnsiTheme="minorHAnsi" w:cstheme="minorBidi" w:hint="eastAsia"/>
+                <w:rFonts w:asciiTheme="minorHAnsi" w:eastAsiaTheme="minorEastAsia" w:hAnsiTheme="minorHAnsi" w:cstheme="minorBidi"/>
                 <w:szCs w:val="22"/>
               </w:rPr>
             </w:pPr>
@@ -8800,7 +8481,7 @@
           <w:p>
             <w:pPr>
               <w:rPr>
-                <w:rFonts w:asciiTheme="minorHAnsi" w:eastAsiaTheme="minorEastAsia" w:hAnsiTheme="minorHAnsi" w:cstheme="minorBidi" w:hint="eastAsia"/>
+                <w:rFonts w:asciiTheme="minorHAnsi" w:eastAsiaTheme="minorEastAsia" w:hAnsiTheme="minorHAnsi" w:cstheme="minorBidi"/>
                 <w:szCs w:val="22"/>
               </w:rPr>
             </w:pPr>
@@ -8925,11 +8606,6 @@
             <w:tcW w:w="1787" w:type="dxa"/>
           </w:tcPr>
           <w:p>
-            <w:pPr>
-              <w:rPr>
-                <w:rFonts w:hint="eastAsia"/>
-              </w:rPr>
-            </w:pPr>
             <w:r>
               <w:rPr>
                 <w:rFonts w:asciiTheme="minorHAnsi" w:eastAsiaTheme="minorEastAsia" w:hAnsiTheme="minorHAnsi" w:cstheme="minorBidi" w:hint="eastAsia"/>
@@ -8944,11 +8620,6 @@
             <w:tcW w:w="1582" w:type="dxa"/>
           </w:tcPr>
           <w:p>
-            <w:pPr>
-              <w:rPr>
-                <w:rFonts w:hint="eastAsia"/>
-              </w:rPr>
-            </w:pPr>
             <w:r>
               <w:rPr>
                 <w:rFonts w:hint="eastAsia"/>
@@ -9086,7 +8757,7 @@
           <w:p>
             <w:pPr>
               <w:rPr>
-                <w:rFonts w:asciiTheme="minorHAnsi" w:eastAsiaTheme="minorEastAsia" w:hAnsiTheme="minorHAnsi" w:cstheme="minorBidi" w:hint="eastAsia"/>
+                <w:rFonts w:asciiTheme="minorHAnsi" w:eastAsiaTheme="minorEastAsia" w:hAnsiTheme="minorHAnsi" w:cstheme="minorBidi"/>
                 <w:szCs w:val="22"/>
               </w:rPr>
             </w:pPr>
@@ -9106,7 +8777,7 @@
           <w:p>
             <w:pPr>
               <w:rPr>
-                <w:rFonts w:asciiTheme="minorHAnsi" w:eastAsiaTheme="minorEastAsia" w:hAnsiTheme="minorHAnsi" w:cstheme="minorBidi" w:hint="eastAsia"/>
+                <w:rFonts w:asciiTheme="minorHAnsi" w:eastAsiaTheme="minorEastAsia" w:hAnsiTheme="minorHAnsi" w:cstheme="minorBidi"/>
                 <w:szCs w:val="22"/>
               </w:rPr>
             </w:pPr>
@@ -9126,7 +8797,7 @@
           <w:p>
             <w:pPr>
               <w:rPr>
-                <w:rFonts w:asciiTheme="minorHAnsi" w:eastAsiaTheme="minorEastAsia" w:hAnsiTheme="minorHAnsi" w:cstheme="minorBidi" w:hint="eastAsia"/>
+                <w:rFonts w:asciiTheme="minorHAnsi" w:eastAsiaTheme="minorEastAsia" w:hAnsiTheme="minorHAnsi" w:cstheme="minorBidi"/>
                 <w:szCs w:val="22"/>
               </w:rPr>
             </w:pPr>
@@ -9264,34 +8935,24 @@
             <w:tcW w:w="1787" w:type="dxa"/>
           </w:tcPr>
           <w:p>
-            <w:pPr>
+            <w:r>
+              <w:rPr>
+                <w:rFonts w:asciiTheme="minorHAnsi" w:eastAsiaTheme="minorEastAsia" w:hAnsiTheme="minorHAnsi" w:cstheme="minorBidi" w:hint="eastAsia"/>
+                <w:szCs w:val="22"/>
+              </w:rPr>
+              <w:t>关闭鉴权</w:t>
+            </w:r>
+          </w:p>
+        </w:tc>
+        <w:tc>
+          <w:tcPr>
+            <w:tcW w:w="1582" w:type="dxa"/>
+          </w:tcPr>
+          <w:p>
+            <w:r>
               <w:rPr>
                 <w:rFonts w:hint="eastAsia"/>
               </w:rPr>
-            </w:pPr>
-            <w:r>
-              <w:rPr>
-                <w:rFonts w:asciiTheme="minorHAnsi" w:eastAsiaTheme="minorEastAsia" w:hAnsiTheme="minorHAnsi" w:cstheme="minorBidi" w:hint="eastAsia"/>
-                <w:szCs w:val="22"/>
-              </w:rPr>
-              <w:t>关闭鉴权</w:t>
-            </w:r>
-          </w:p>
-        </w:tc>
-        <w:tc>
-          <w:tcPr>
-            <w:tcW w:w="1582" w:type="dxa"/>
-          </w:tcPr>
-          <w:p>
-            <w:pPr>
-              <w:rPr>
-                <w:rFonts w:hint="eastAsia"/>
-              </w:rPr>
-            </w:pPr>
-            <w:r>
-              <w:rPr>
-                <w:rFonts w:hint="eastAsia"/>
-              </w:rPr>
               <w:t>成功</w:t>
             </w:r>
           </w:p>
@@ -9301,11 +8962,6 @@
             <w:tcW w:w="5153" w:type="dxa"/>
           </w:tcPr>
           <w:p>
-            <w:pPr>
-              <w:rPr>
-                <w:rFonts w:hint="eastAsia"/>
-              </w:rPr>
-            </w:pPr>
             <w:r>
               <w:rPr>
                 <w:rFonts w:asciiTheme="minorHAnsi" w:eastAsiaTheme="minorEastAsia" w:hAnsiTheme="minorHAnsi" w:cstheme="minorBidi" w:hint="eastAsia"/>
@@ -9350,29 +9006,24 @@
             <w:tcW w:w="1787" w:type="dxa"/>
           </w:tcPr>
           <w:p>
-            <w:pPr>
+            <w:r>
+              <w:rPr>
+                <w:rFonts w:asciiTheme="minorHAnsi" w:eastAsiaTheme="minorEastAsia" w:hAnsiTheme="minorHAnsi" w:cstheme="minorBidi" w:hint="eastAsia"/>
+                <w:szCs w:val="22"/>
+              </w:rPr>
+              <w:t>关闭鉴权</w:t>
+            </w:r>
+          </w:p>
+        </w:tc>
+        <w:tc>
+          <w:tcPr>
+            <w:tcW w:w="1582" w:type="dxa"/>
+          </w:tcPr>
+          <w:p>
+            <w:r>
               <w:rPr>
                 <w:rFonts w:hint="eastAsia"/>
               </w:rPr>
-            </w:pPr>
-            <w:r>
-              <w:rPr>
-                <w:rFonts w:asciiTheme="minorHAnsi" w:eastAsiaTheme="minorEastAsia" w:hAnsiTheme="minorHAnsi" w:cstheme="minorBidi" w:hint="eastAsia"/>
-                <w:szCs w:val="22"/>
-              </w:rPr>
-              <w:t>关闭鉴权</w:t>
-            </w:r>
-          </w:p>
-        </w:tc>
-        <w:tc>
-          <w:tcPr>
-            <w:tcW w:w="1582" w:type="dxa"/>
-          </w:tcPr>
-          <w:p>
-            <w:r>
-              <w:rPr>
-                <w:rFonts w:hint="eastAsia"/>
-              </w:rPr>
               <w:t>成功</w:t>
             </w:r>
           </w:p>
@@ -9382,11 +9033,6 @@
             <w:tcW w:w="5153" w:type="dxa"/>
           </w:tcPr>
           <w:p>
-            <w:pPr>
-              <w:rPr>
-                <w:rFonts w:hint="eastAsia"/>
-              </w:rPr>
-            </w:pPr>
             <w:r>
               <w:rPr>
                 <w:rFonts w:asciiTheme="minorHAnsi" w:eastAsiaTheme="minorEastAsia" w:hAnsiTheme="minorHAnsi" w:cstheme="minorBidi" w:hint="eastAsia"/>
@@ -9426,13 +9072,7 @@
         </w:tc>
       </w:tr>
     </w:tbl>
-    <w:p>
-      <w:pPr>
-        <w:rPr>
-          <w:rFonts w:hint="eastAsia"/>
-        </w:rPr>
-      </w:pPr>
-    </w:p>
+    <w:p/>
     <w:tbl>
       <w:tblPr>
         <w:tblStyle w:val="TableGrid"/>
@@ -9501,7 +9141,7 @@
           <w:p>
             <w:pPr>
               <w:rPr>
-                <w:rFonts w:asciiTheme="minorHAnsi" w:eastAsiaTheme="minorEastAsia" w:hAnsiTheme="minorHAnsi" w:cstheme="minorBidi" w:hint="eastAsia"/>
+                <w:rFonts w:asciiTheme="minorHAnsi" w:eastAsiaTheme="minorEastAsia" w:hAnsiTheme="minorHAnsi" w:cstheme="minorBidi"/>
                 <w:b/>
                 <w:szCs w:val="22"/>
               </w:rPr>
@@ -9537,7 +9177,7 @@
           <w:p>
             <w:pPr>
               <w:rPr>
-                <w:rFonts w:asciiTheme="minorHAnsi" w:eastAsiaTheme="minorEastAsia" w:hAnsiTheme="minorHAnsi" w:cstheme="minorBidi" w:hint="eastAsia"/>
+                <w:rFonts w:asciiTheme="minorHAnsi" w:eastAsiaTheme="minorEastAsia" w:hAnsiTheme="minorHAnsi" w:cstheme="minorBidi"/>
                 <w:szCs w:val="22"/>
               </w:rPr>
             </w:pPr>
@@ -9557,7 +9197,7 @@
           <w:p>
             <w:pPr>
               <w:rPr>
-                <w:rFonts w:asciiTheme="minorHAnsi" w:eastAsiaTheme="minorEastAsia" w:hAnsiTheme="minorHAnsi" w:cstheme="minorBidi" w:hint="eastAsia"/>
+                <w:rFonts w:asciiTheme="minorHAnsi" w:eastAsiaTheme="minorEastAsia" w:hAnsiTheme="minorHAnsi" w:cstheme="minorBidi"/>
                 <w:szCs w:val="22"/>
               </w:rPr>
             </w:pPr>
@@ -9577,15 +9217,15 @@
           <w:p>
             <w:pPr>
               <w:rPr>
-                <w:rFonts w:asciiTheme="minorHAnsi" w:eastAsiaTheme="minorEastAsia" w:hAnsiTheme="minorHAnsi" w:cstheme="minorBidi" w:hint="eastAsia"/>
-                <w:szCs w:val="22"/>
-              </w:rPr>
-            </w:pPr>
-            <w:r>
-              <w:rPr>
                 <w:rFonts w:asciiTheme="minorHAnsi" w:eastAsiaTheme="minorEastAsia" w:hAnsiTheme="minorHAnsi" w:cstheme="minorBidi"/>
                 <w:szCs w:val="22"/>
               </w:rPr>
+            </w:pPr>
+            <w:r>
+              <w:rPr>
+                <w:rFonts w:asciiTheme="minorHAnsi" w:eastAsiaTheme="minorEastAsia" w:hAnsiTheme="minorHAnsi" w:cstheme="minorBidi"/>
+                <w:szCs w:val="22"/>
+              </w:rPr>
               <w:t>S</w:t>
             </w:r>
             <w:r>
@@ -9600,14 +9240,7 @@
                 <w:rFonts w:asciiTheme="minorHAnsi" w:eastAsiaTheme="minorEastAsia" w:hAnsiTheme="minorHAnsi" w:cstheme="minorBidi" w:hint="eastAsia"/>
                 <w:szCs w:val="22"/>
               </w:rPr>
-              <w:t>客户端</w:t>
-            </w:r>
-            <w:r>
-              <w:rPr>
-                <w:rFonts w:asciiTheme="minorHAnsi" w:eastAsiaTheme="minorEastAsia" w:hAnsiTheme="minorHAnsi" w:cstheme="minorBidi" w:hint="eastAsia"/>
-                <w:szCs w:val="22"/>
-              </w:rPr>
-              <w:t>鉴权成功后删除当前用户</w:t>
+              <w:t>客户端鉴权成功后删除当前用户</w:t>
             </w:r>
           </w:p>
         </w:tc>
@@ -9683,21 +9316,7 @@
                 <w:rFonts w:asciiTheme="minorHAnsi" w:eastAsiaTheme="minorEastAsia" w:hAnsiTheme="minorHAnsi" w:cstheme="minorBidi" w:hint="eastAsia"/>
                 <w:szCs w:val="22"/>
               </w:rPr>
-              <w:t>客户端</w:t>
-            </w:r>
-            <w:r>
-              <w:rPr>
-                <w:rFonts w:asciiTheme="minorHAnsi" w:eastAsiaTheme="minorEastAsia" w:hAnsiTheme="minorHAnsi" w:cstheme="minorBidi" w:hint="eastAsia"/>
-                <w:szCs w:val="22"/>
-              </w:rPr>
-              <w:t>鉴权成功后删除当前</w:t>
-            </w:r>
-            <w:r>
-              <w:rPr>
-                <w:rFonts w:asciiTheme="minorHAnsi" w:eastAsiaTheme="minorEastAsia" w:hAnsiTheme="minorHAnsi" w:cstheme="minorBidi" w:hint="eastAsia"/>
-                <w:szCs w:val="22"/>
-              </w:rPr>
-              <w:t>用户</w:t>
+              <w:t>客户端鉴权成功后删除当前用户</w:t>
             </w:r>
           </w:p>
         </w:tc>
@@ -9708,34 +9327,24 @@
             <w:tcW w:w="1787" w:type="dxa"/>
           </w:tcPr>
           <w:p>
-            <w:pPr>
+            <w:r>
+              <w:rPr>
+                <w:rFonts w:asciiTheme="minorHAnsi" w:eastAsiaTheme="minorEastAsia" w:hAnsiTheme="minorHAnsi" w:cstheme="minorBidi" w:hint="eastAsia"/>
+                <w:szCs w:val="22"/>
+              </w:rPr>
+              <w:t>开启鉴权</w:t>
+            </w:r>
+          </w:p>
+        </w:tc>
+        <w:tc>
+          <w:tcPr>
+            <w:tcW w:w="1582" w:type="dxa"/>
+          </w:tcPr>
+          <w:p>
+            <w:r>
               <w:rPr>
                 <w:rFonts w:hint="eastAsia"/>
               </w:rPr>
-            </w:pPr>
-            <w:r>
-              <w:rPr>
-                <w:rFonts w:asciiTheme="minorHAnsi" w:eastAsiaTheme="minorEastAsia" w:hAnsiTheme="minorHAnsi" w:cstheme="minorBidi" w:hint="eastAsia"/>
-                <w:szCs w:val="22"/>
-              </w:rPr>
-              <w:t>开启鉴权</w:t>
-            </w:r>
-          </w:p>
-        </w:tc>
-        <w:tc>
-          <w:tcPr>
-            <w:tcW w:w="1582" w:type="dxa"/>
-          </w:tcPr>
-          <w:p>
-            <w:pPr>
-              <w:rPr>
-                <w:rFonts w:hint="eastAsia"/>
-              </w:rPr>
-            </w:pPr>
-            <w:r>
-              <w:rPr>
-                <w:rFonts w:hint="eastAsia"/>
-              </w:rPr>
               <w:t>成功</w:t>
             </w:r>
           </w:p>
@@ -9745,11 +9354,6 @@
             <w:tcW w:w="5153" w:type="dxa"/>
           </w:tcPr>
           <w:p>
-            <w:pPr>
-              <w:rPr>
-                <w:rFonts w:hint="eastAsia"/>
-              </w:rPr>
-            </w:pPr>
             <w:r>
               <w:rPr>
                 <w:rFonts w:asciiTheme="minorHAnsi" w:eastAsiaTheme="minorEastAsia" w:hAnsiTheme="minorHAnsi" w:cstheme="minorBidi"/>
@@ -9769,14 +9373,7 @@
                 <w:rFonts w:asciiTheme="minorHAnsi" w:eastAsiaTheme="minorEastAsia" w:hAnsiTheme="minorHAnsi" w:cstheme="minorBidi" w:hint="eastAsia"/>
                 <w:szCs w:val="22"/>
               </w:rPr>
-              <w:t>客户端</w:t>
-            </w:r>
-            <w:r>
-              <w:rPr>
-                <w:rFonts w:asciiTheme="minorHAnsi" w:eastAsiaTheme="minorEastAsia" w:hAnsiTheme="minorHAnsi" w:cstheme="minorBidi" w:hint="eastAsia"/>
-                <w:szCs w:val="22"/>
-              </w:rPr>
-              <w:t>鉴权成功后删除非当前用户</w:t>
+              <w:t>客户端鉴权成功后删除非当前用户</w:t>
             </w:r>
           </w:p>
         </w:tc>
@@ -9787,29 +9384,24 @@
             <w:tcW w:w="1787" w:type="dxa"/>
           </w:tcPr>
           <w:p>
-            <w:pPr>
+            <w:r>
+              <w:rPr>
+                <w:rFonts w:asciiTheme="minorHAnsi" w:eastAsiaTheme="minorEastAsia" w:hAnsiTheme="minorHAnsi" w:cstheme="minorBidi" w:hint="eastAsia"/>
+                <w:szCs w:val="22"/>
+              </w:rPr>
+              <w:t>开启鉴权</w:t>
+            </w:r>
+          </w:p>
+        </w:tc>
+        <w:tc>
+          <w:tcPr>
+            <w:tcW w:w="1582" w:type="dxa"/>
+          </w:tcPr>
+          <w:p>
+            <w:r>
               <w:rPr>
                 <w:rFonts w:hint="eastAsia"/>
               </w:rPr>
-            </w:pPr>
-            <w:r>
-              <w:rPr>
-                <w:rFonts w:asciiTheme="minorHAnsi" w:eastAsiaTheme="minorEastAsia" w:hAnsiTheme="minorHAnsi" w:cstheme="minorBidi" w:hint="eastAsia"/>
-                <w:szCs w:val="22"/>
-              </w:rPr>
-              <w:t>开启鉴权</w:t>
-            </w:r>
-          </w:p>
-        </w:tc>
-        <w:tc>
-          <w:tcPr>
-            <w:tcW w:w="1582" w:type="dxa"/>
-          </w:tcPr>
-          <w:p>
-            <w:r>
-              <w:rPr>
-                <w:rFonts w:hint="eastAsia"/>
-              </w:rPr>
               <w:t>失败</w:t>
             </w:r>
           </w:p>
@@ -9819,11 +9411,6 @@
             <w:tcW w:w="5153" w:type="dxa"/>
           </w:tcPr>
           <w:p>
-            <w:pPr>
-              <w:rPr>
-                <w:rFonts w:hint="eastAsia"/>
-              </w:rPr>
-            </w:pPr>
             <w:r>
               <w:rPr>
                 <w:rFonts w:asciiTheme="minorHAnsi" w:eastAsiaTheme="minorEastAsia" w:hAnsiTheme="minorHAnsi" w:cstheme="minorBidi"/>
@@ -9843,21 +9430,7 @@
                 <w:rFonts w:asciiTheme="minorHAnsi" w:eastAsiaTheme="minorEastAsia" w:hAnsiTheme="minorHAnsi" w:cstheme="minorBidi" w:hint="eastAsia"/>
                 <w:szCs w:val="22"/>
               </w:rPr>
-              <w:t>客户端</w:t>
-            </w:r>
-            <w:r>
-              <w:rPr>
-                <w:rFonts w:asciiTheme="minorHAnsi" w:eastAsiaTheme="minorEastAsia" w:hAnsiTheme="minorHAnsi" w:cstheme="minorBidi" w:hint="eastAsia"/>
-                <w:szCs w:val="22"/>
-              </w:rPr>
-              <w:t>鉴权成功后删除非当前</w:t>
-            </w:r>
-            <w:r>
-              <w:rPr>
-                <w:rFonts w:asciiTheme="minorHAnsi" w:eastAsiaTheme="minorEastAsia" w:hAnsiTheme="minorHAnsi" w:cstheme="minorBidi" w:hint="eastAsia"/>
-                <w:szCs w:val="22"/>
-              </w:rPr>
-              <w:t>用户</w:t>
+              <w:t>客户端鉴权成功后删除非当前用户</w:t>
             </w:r>
           </w:p>
         </w:tc>
@@ -9870,7 +9443,7 @@
           <w:p>
             <w:pPr>
               <w:rPr>
-                <w:rFonts w:asciiTheme="minorHAnsi" w:eastAsiaTheme="minorEastAsia" w:hAnsiTheme="minorHAnsi" w:cstheme="minorBidi" w:hint="eastAsia"/>
+                <w:rFonts w:asciiTheme="minorHAnsi" w:eastAsiaTheme="minorEastAsia" w:hAnsiTheme="minorHAnsi" w:cstheme="minorBidi"/>
                 <w:szCs w:val="22"/>
               </w:rPr>
             </w:pPr>
@@ -9890,7 +9463,7 @@
           <w:p>
             <w:pPr>
               <w:rPr>
-                <w:rFonts w:asciiTheme="minorHAnsi" w:eastAsiaTheme="minorEastAsia" w:hAnsiTheme="minorHAnsi" w:cstheme="minorBidi" w:hint="eastAsia"/>
+                <w:rFonts w:asciiTheme="minorHAnsi" w:eastAsiaTheme="minorEastAsia" w:hAnsiTheme="minorHAnsi" w:cstheme="minorBidi"/>
                 <w:szCs w:val="22"/>
               </w:rPr>
             </w:pPr>
@@ -10036,11 +9609,6 @@
             <w:tcW w:w="1787" w:type="dxa"/>
           </w:tcPr>
           <w:p>
-            <w:pPr>
-              <w:rPr>
-                <w:rFonts w:hint="eastAsia"/>
-              </w:rPr>
-            </w:pPr>
             <w:r>
               <w:rPr>
                 <w:rFonts w:asciiTheme="minorHAnsi" w:eastAsiaTheme="minorEastAsia" w:hAnsiTheme="minorHAnsi" w:cstheme="minorBidi" w:hint="eastAsia"/>
@@ -10055,11 +9623,6 @@
             <w:tcW w:w="1582" w:type="dxa"/>
           </w:tcPr>
           <w:p>
-            <w:pPr>
-              <w:rPr>
-                <w:rFonts w:hint="eastAsia"/>
-              </w:rPr>
-            </w:pPr>
             <w:r>
               <w:rPr>
                 <w:rFonts w:hint="eastAsia"/>
@@ -10170,14 +9733,7 @@
                 <w:rFonts w:asciiTheme="minorHAnsi" w:eastAsiaTheme="minorEastAsia" w:hAnsiTheme="minorHAnsi" w:cstheme="minorBidi" w:hint="eastAsia"/>
                 <w:szCs w:val="22"/>
               </w:rPr>
-              <w:t>客户端</w:t>
-            </w:r>
-            <w:r>
-              <w:rPr>
-                <w:rFonts w:asciiTheme="minorHAnsi" w:eastAsiaTheme="minorEastAsia" w:hAnsiTheme="minorHAnsi" w:cstheme="minorBidi" w:hint="eastAsia"/>
-                <w:szCs w:val="22"/>
-              </w:rPr>
-              <w:t>鉴权成功后删除不存在的用户</w:t>
+              <w:t>客户端鉴权成功后删除不存在的用户</w:t>
             </w:r>
           </w:p>
         </w:tc>
@@ -10188,11 +9744,63 @@
             <w:tcW w:w="1787" w:type="dxa"/>
           </w:tcPr>
           <w:p>
-            <w:pPr>
+            <w:r>
+              <w:rPr>
+                <w:rFonts w:asciiTheme="minorHAnsi" w:eastAsiaTheme="minorEastAsia" w:hAnsiTheme="minorHAnsi" w:cstheme="minorBidi" w:hint="eastAsia"/>
+                <w:szCs w:val="22"/>
+              </w:rPr>
+              <w:t>关闭鉴权</w:t>
+            </w:r>
+          </w:p>
+        </w:tc>
+        <w:tc>
+          <w:tcPr>
+            <w:tcW w:w="1582" w:type="dxa"/>
+          </w:tcPr>
+          <w:p>
+            <w:r>
               <w:rPr>
                 <w:rFonts w:hint="eastAsia"/>
               </w:rPr>
-            </w:pPr>
+              <w:t>成功</w:t>
+            </w:r>
+          </w:p>
+        </w:tc>
+        <w:tc>
+          <w:tcPr>
+            <w:tcW w:w="5153" w:type="dxa"/>
+          </w:tcPr>
+          <w:p>
+            <w:r>
+              <w:rPr>
+                <w:rFonts w:asciiTheme="minorHAnsi" w:eastAsiaTheme="minorEastAsia" w:hAnsiTheme="minorHAnsi" w:cstheme="minorBidi"/>
+                <w:szCs w:val="22"/>
+              </w:rPr>
+              <w:t>S</w:t>
+            </w:r>
+            <w:r>
+              <w:rPr>
+                <w:rFonts w:asciiTheme="minorHAnsi" w:eastAsiaTheme="minorEastAsia" w:hAnsiTheme="minorHAnsi" w:cstheme="minorBidi" w:hint="eastAsia"/>
+                <w:szCs w:val="22"/>
+              </w:rPr>
+              <w:t>equoiadb</w:t>
+            </w:r>
+            <w:r>
+              <w:rPr>
+                <w:rFonts w:asciiTheme="minorHAnsi" w:eastAsiaTheme="minorEastAsia" w:hAnsiTheme="minorHAnsi" w:cstheme="minorBidi" w:hint="eastAsia"/>
+                <w:szCs w:val="22"/>
+              </w:rPr>
+              <w:t>客户端删除当前用户</w:t>
+            </w:r>
+          </w:p>
+        </w:tc>
+      </w:tr>
+      <w:tr>
+        <w:tc>
+          <w:tcPr>
+            <w:tcW w:w="1787" w:type="dxa"/>
+          </w:tcPr>
+          <w:p>
             <w:r>
               <w:rPr>
                 <w:rFonts w:asciiTheme="minorHAnsi" w:eastAsiaTheme="minorEastAsia" w:hAnsiTheme="minorHAnsi" w:cstheme="minorBidi" w:hint="eastAsia"/>
@@ -10208,15 +9816,10 @@
             <w:tcW w:w="1582" w:type="dxa"/>
           </w:tcPr>
           <w:p>
-            <w:pPr>
+            <w:r>
               <w:rPr>
                 <w:rFonts w:hint="eastAsia"/>
               </w:rPr>
-            </w:pPr>
-            <w:r>
-              <w:rPr>
-                <w:rFonts w:hint="eastAsia"/>
-              </w:rPr>
               <w:t>成功</w:t>
             </w:r>
           </w:p>
@@ -10226,38 +9829,26 @@
             <w:tcW w:w="5153" w:type="dxa"/>
           </w:tcPr>
           <w:p>
-            <w:pPr>
-              <w:rPr>
-                <w:rFonts w:hint="eastAsia"/>
-              </w:rPr>
-            </w:pPr>
             <w:r>
               <w:rPr>
                 <w:rFonts w:asciiTheme="minorHAnsi" w:eastAsiaTheme="minorEastAsia" w:hAnsiTheme="minorHAnsi" w:cstheme="minorBidi"/>
                 <w:szCs w:val="22"/>
               </w:rPr>
-              <w:t>S</w:t>
-            </w:r>
-            <w:r>
-              <w:rPr>
-                <w:rFonts w:asciiTheme="minorHAnsi" w:eastAsiaTheme="minorEastAsia" w:hAnsiTheme="minorHAnsi" w:cstheme="minorBidi" w:hint="eastAsia"/>
-                <w:szCs w:val="22"/>
-              </w:rPr>
-              <w:t>equoiadb</w:t>
-            </w:r>
-            <w:r>
-              <w:rPr>
-                <w:rFonts w:asciiTheme="minorHAnsi" w:eastAsiaTheme="minorEastAsia" w:hAnsiTheme="minorHAnsi" w:cstheme="minorBidi" w:hint="eastAsia"/>
-                <w:szCs w:val="22"/>
-              </w:rPr>
-              <w:t>客户端</w:t>
-            </w:r>
-            <w:r>
-              <w:rPr>
-                <w:rFonts w:asciiTheme="minorHAnsi" w:eastAsiaTheme="minorEastAsia" w:hAnsiTheme="minorHAnsi" w:cstheme="minorBidi" w:hint="eastAsia"/>
-                <w:szCs w:val="22"/>
-              </w:rPr>
-              <w:t>删除当前用户</w:t>
+              <w:t>M</w:t>
+            </w:r>
+            <w:r>
+              <w:rPr>
+                <w:rFonts w:asciiTheme="minorHAnsi" w:eastAsiaTheme="minorEastAsia" w:hAnsiTheme="minorHAnsi" w:cstheme="minorBidi" w:hint="eastAsia"/>
+                <w:szCs w:val="22"/>
+              </w:rPr>
+              <w:t>ongodb</w:t>
+            </w:r>
+            <w:r>
+              <w:rPr>
+                <w:rFonts w:asciiTheme="minorHAnsi" w:eastAsiaTheme="minorEastAsia" w:hAnsiTheme="minorHAnsi" w:cstheme="minorBidi" w:hint="eastAsia"/>
+                <w:szCs w:val="22"/>
+              </w:rPr>
+              <w:t>客户端删除当前用户</w:t>
             </w:r>
           </w:p>
         </w:tc>
@@ -10268,29 +9859,24 @@
             <w:tcW w:w="1787" w:type="dxa"/>
           </w:tcPr>
           <w:p>
-            <w:pPr>
+            <w:r>
+              <w:rPr>
+                <w:rFonts w:asciiTheme="minorHAnsi" w:eastAsiaTheme="minorEastAsia" w:hAnsiTheme="minorHAnsi" w:cstheme="minorBidi" w:hint="eastAsia"/>
+                <w:szCs w:val="22"/>
+              </w:rPr>
+              <w:t>关闭鉴权</w:t>
+            </w:r>
+          </w:p>
+        </w:tc>
+        <w:tc>
+          <w:tcPr>
+            <w:tcW w:w="1582" w:type="dxa"/>
+          </w:tcPr>
+          <w:p>
+            <w:r>
               <w:rPr>
                 <w:rFonts w:hint="eastAsia"/>
               </w:rPr>
-            </w:pPr>
-            <w:r>
-              <w:rPr>
-                <w:rFonts w:asciiTheme="minorHAnsi" w:eastAsiaTheme="minorEastAsia" w:hAnsiTheme="minorHAnsi" w:cstheme="minorBidi" w:hint="eastAsia"/>
-                <w:szCs w:val="22"/>
-              </w:rPr>
-              <w:t>关闭鉴权</w:t>
-            </w:r>
-          </w:p>
-        </w:tc>
-        <w:tc>
-          <w:tcPr>
-            <w:tcW w:w="1582" w:type="dxa"/>
-          </w:tcPr>
-          <w:p>
-            <w:r>
-              <w:rPr>
-                <w:rFonts w:hint="eastAsia"/>
-              </w:rPr>
               <w:t>成功</w:t>
             </w:r>
           </w:p>
@@ -10300,45 +9886,26 @@
             <w:tcW w:w="5153" w:type="dxa"/>
           </w:tcPr>
           <w:p>
-            <w:pPr>
-              <w:rPr>
-                <w:rFonts w:hint="eastAsia"/>
-              </w:rPr>
-            </w:pPr>
             <w:r>
               <w:rPr>
                 <w:rFonts w:asciiTheme="minorHAnsi" w:eastAsiaTheme="minorEastAsia" w:hAnsiTheme="minorHAnsi" w:cstheme="minorBidi"/>
                 <w:szCs w:val="22"/>
               </w:rPr>
-              <w:t>M</w:t>
-            </w:r>
-            <w:r>
-              <w:rPr>
-                <w:rFonts w:asciiTheme="minorHAnsi" w:eastAsiaTheme="minorEastAsia" w:hAnsiTheme="minorHAnsi" w:cstheme="minorBidi" w:hint="eastAsia"/>
-                <w:szCs w:val="22"/>
-              </w:rPr>
-              <w:t>ongodb</w:t>
-            </w:r>
-            <w:r>
-              <w:rPr>
-                <w:rFonts w:asciiTheme="minorHAnsi" w:eastAsiaTheme="minorEastAsia" w:hAnsiTheme="minorHAnsi" w:cstheme="minorBidi" w:hint="eastAsia"/>
-                <w:szCs w:val="22"/>
-              </w:rPr>
-              <w:t>客户端</w:t>
-            </w:r>
-            <w:r>
-              <w:rPr>
-                <w:rFonts w:asciiTheme="minorHAnsi" w:eastAsiaTheme="minorEastAsia" w:hAnsiTheme="minorHAnsi" w:cstheme="minorBidi" w:hint="eastAsia"/>
-                <w:szCs w:val="22"/>
-              </w:rPr>
-              <w:t>删除当前</w:t>
-            </w:r>
-            <w:r>
-              <w:rPr>
-                <w:rFonts w:asciiTheme="minorHAnsi" w:eastAsiaTheme="minorEastAsia" w:hAnsiTheme="minorHAnsi" w:cstheme="minorBidi" w:hint="eastAsia"/>
-                <w:szCs w:val="22"/>
-              </w:rPr>
-              <w:t>用户</w:t>
+              <w:t>S</w:t>
+            </w:r>
+            <w:r>
+              <w:rPr>
+                <w:rFonts w:asciiTheme="minorHAnsi" w:eastAsiaTheme="minorEastAsia" w:hAnsiTheme="minorHAnsi" w:cstheme="minorBidi" w:hint="eastAsia"/>
+                <w:szCs w:val="22"/>
+              </w:rPr>
+              <w:t>equoiadb</w:t>
+            </w:r>
+            <w:r>
+              <w:rPr>
+                <w:rFonts w:asciiTheme="minorHAnsi" w:eastAsiaTheme="minorEastAsia" w:hAnsiTheme="minorHAnsi" w:cstheme="minorBidi" w:hint="eastAsia"/>
+                <w:szCs w:val="22"/>
+              </w:rPr>
+              <w:t>客户端删除非当前用户</w:t>
             </w:r>
           </w:p>
         </w:tc>
@@ -10349,35 +9916,25 @@
             <w:tcW w:w="1787" w:type="dxa"/>
           </w:tcPr>
           <w:p>
-            <w:pPr>
+            <w:r>
+              <w:rPr>
+                <w:rFonts w:asciiTheme="minorHAnsi" w:eastAsiaTheme="minorEastAsia" w:hAnsiTheme="minorHAnsi" w:cstheme="minorBidi" w:hint="eastAsia"/>
+                <w:szCs w:val="22"/>
+              </w:rPr>
+              <w:t>关闭鉴权</w:t>
+            </w:r>
+          </w:p>
+        </w:tc>
+        <w:tc>
+          <w:tcPr>
+            <w:tcW w:w="1582" w:type="dxa"/>
+          </w:tcPr>
+          <w:p>
+            <w:r>
               <w:rPr>
                 <w:rFonts w:hint="eastAsia"/>
               </w:rPr>
-            </w:pPr>
-            <w:r>
-              <w:rPr>
-                <w:rFonts w:asciiTheme="minorHAnsi" w:eastAsiaTheme="minorEastAsia" w:hAnsiTheme="minorHAnsi" w:cstheme="minorBidi" w:hint="eastAsia"/>
-                <w:szCs w:val="22"/>
-              </w:rPr>
-              <w:t>关闭鉴权</w:t>
-            </w:r>
-          </w:p>
-        </w:tc>
-        <w:tc>
-          <w:tcPr>
-            <w:tcW w:w="1582" w:type="dxa"/>
-          </w:tcPr>
-          <w:p>
-            <w:pPr>
-              <w:rPr>
-                <w:rFonts w:hint="eastAsia"/>
-              </w:rPr>
-            </w:pPr>
-            <w:r>
-              <w:rPr>
-                <w:rFonts w:hint="eastAsia"/>
-              </w:rPr>
-              <w:t>成功</w:t>
+              <w:t>失败</w:t>
             </w:r>
           </w:p>
         </w:tc>
@@ -10386,11 +9943,6 @@
             <w:tcW w:w="5153" w:type="dxa"/>
           </w:tcPr>
           <w:p>
-            <w:pPr>
-              <w:rPr>
-                <w:rFonts w:hint="eastAsia"/>
-              </w:rPr>
-            </w:pPr>
             <w:r>
               <w:rPr>
                 <w:rFonts w:asciiTheme="minorHAnsi" w:eastAsiaTheme="minorEastAsia" w:hAnsiTheme="minorHAnsi" w:cstheme="minorBidi"/>
@@ -10410,14 +9962,21 @@
                 <w:rFonts w:asciiTheme="minorHAnsi" w:eastAsiaTheme="minorEastAsia" w:hAnsiTheme="minorHAnsi" w:cstheme="minorBidi" w:hint="eastAsia"/>
                 <w:szCs w:val="22"/>
               </w:rPr>
-              <w:t>客户端</w:t>
-            </w:r>
-            <w:r>
-              <w:rPr>
-                <w:rFonts w:asciiTheme="minorHAnsi" w:eastAsiaTheme="minorEastAsia" w:hAnsiTheme="minorHAnsi" w:cstheme="minorBidi" w:hint="eastAsia"/>
-                <w:szCs w:val="22"/>
-              </w:rPr>
-              <w:t>删除非当前用户</w:t>
+              <w:t>客户端删除</w:t>
+            </w:r>
+            <w:r>
+              <w:rPr>
+                <w:rFonts w:asciiTheme="minorHAnsi" w:eastAsiaTheme="minorEastAsia" w:hAnsiTheme="minorHAnsi" w:cstheme="minorBidi" w:hint="eastAsia"/>
+                <w:szCs w:val="22"/>
+              </w:rPr>
+              <w:t>mongodb</w:t>
+            </w:r>
+            <w:r>
+              <w:rPr>
+                <w:rFonts w:asciiTheme="minorHAnsi" w:eastAsiaTheme="minorEastAsia" w:hAnsiTheme="minorHAnsi" w:cstheme="minorBidi" w:hint="eastAsia"/>
+                <w:szCs w:val="22"/>
+              </w:rPr>
+              <w:t>用户</w:t>
             </w:r>
           </w:p>
         </w:tc>
@@ -10428,34 +9987,24 @@
             <w:tcW w:w="1787" w:type="dxa"/>
           </w:tcPr>
           <w:p>
-            <w:pPr>
+            <w:r>
+              <w:rPr>
+                <w:rFonts w:asciiTheme="minorHAnsi" w:eastAsiaTheme="minorEastAsia" w:hAnsiTheme="minorHAnsi" w:cstheme="minorBidi" w:hint="eastAsia"/>
+                <w:szCs w:val="22"/>
+              </w:rPr>
+              <w:t>关闭鉴权</w:t>
+            </w:r>
+          </w:p>
+        </w:tc>
+        <w:tc>
+          <w:tcPr>
+            <w:tcW w:w="1582" w:type="dxa"/>
+          </w:tcPr>
+          <w:p>
+            <w:r>
               <w:rPr>
                 <w:rFonts w:hint="eastAsia"/>
               </w:rPr>
-            </w:pPr>
-            <w:r>
-              <w:rPr>
-                <w:rFonts w:asciiTheme="minorHAnsi" w:eastAsiaTheme="minorEastAsia" w:hAnsiTheme="minorHAnsi" w:cstheme="minorBidi" w:hint="eastAsia"/>
-                <w:szCs w:val="22"/>
-              </w:rPr>
-              <w:t>关闭鉴权</w:t>
-            </w:r>
-          </w:p>
-        </w:tc>
-        <w:tc>
-          <w:tcPr>
-            <w:tcW w:w="1582" w:type="dxa"/>
-          </w:tcPr>
-          <w:p>
-            <w:pPr>
-              <w:rPr>
-                <w:rFonts w:hint="eastAsia"/>
-              </w:rPr>
-            </w:pPr>
-            <w:r>
-              <w:rPr>
-                <w:rFonts w:hint="eastAsia"/>
-              </w:rPr>
               <w:t>失败</w:t>
             </w:r>
           </w:p>
@@ -10465,97 +10014,11 @@
             <w:tcW w:w="5153" w:type="dxa"/>
           </w:tcPr>
           <w:p>
-            <w:pPr>
-              <w:rPr>
-                <w:rFonts w:hint="eastAsia"/>
-              </w:rPr>
-            </w:pPr>
             <w:r>
               <w:rPr>
                 <w:rFonts w:asciiTheme="minorHAnsi" w:eastAsiaTheme="minorEastAsia" w:hAnsiTheme="minorHAnsi" w:cstheme="minorBidi"/>
                 <w:szCs w:val="22"/>
               </w:rPr>
-              <w:t>S</w:t>
-            </w:r>
-            <w:r>
-              <w:rPr>
-                <w:rFonts w:asciiTheme="minorHAnsi" w:eastAsiaTheme="minorEastAsia" w:hAnsiTheme="minorHAnsi" w:cstheme="minorBidi" w:hint="eastAsia"/>
-                <w:szCs w:val="22"/>
-              </w:rPr>
-              <w:t>equoiadb</w:t>
-            </w:r>
-            <w:r>
-              <w:rPr>
-                <w:rFonts w:asciiTheme="minorHAnsi" w:eastAsiaTheme="minorEastAsia" w:hAnsiTheme="minorHAnsi" w:cstheme="minorBidi" w:hint="eastAsia"/>
-                <w:szCs w:val="22"/>
-              </w:rPr>
-              <w:t>客户端删除</w:t>
-            </w:r>
-            <w:r>
-              <w:rPr>
-                <w:rFonts w:asciiTheme="minorHAnsi" w:eastAsiaTheme="minorEastAsia" w:hAnsiTheme="minorHAnsi" w:cstheme="minorBidi" w:hint="eastAsia"/>
-                <w:szCs w:val="22"/>
-              </w:rPr>
-              <w:t>mongodb</w:t>
-            </w:r>
-            <w:r>
-              <w:rPr>
-                <w:rFonts w:asciiTheme="minorHAnsi" w:eastAsiaTheme="minorEastAsia" w:hAnsiTheme="minorHAnsi" w:cstheme="minorBidi" w:hint="eastAsia"/>
-                <w:szCs w:val="22"/>
-              </w:rPr>
-              <w:t>用户</w:t>
-            </w:r>
-          </w:p>
-        </w:tc>
-      </w:tr>
-      <w:tr>
-        <w:tc>
-          <w:tcPr>
-            <w:tcW w:w="1787" w:type="dxa"/>
-          </w:tcPr>
-          <w:p>
-            <w:pPr>
-              <w:rPr>
-                <w:rFonts w:hint="eastAsia"/>
-              </w:rPr>
-            </w:pPr>
-            <w:r>
-              <w:rPr>
-                <w:rFonts w:asciiTheme="minorHAnsi" w:eastAsiaTheme="minorEastAsia" w:hAnsiTheme="minorHAnsi" w:cstheme="minorBidi" w:hint="eastAsia"/>
-                <w:szCs w:val="22"/>
-              </w:rPr>
-              <w:t>关闭鉴权</w:t>
-            </w:r>
-          </w:p>
-        </w:tc>
-        <w:tc>
-          <w:tcPr>
-            <w:tcW w:w="1582" w:type="dxa"/>
-          </w:tcPr>
-          <w:p>
-            <w:r>
-              <w:rPr>
-                <w:rFonts w:hint="eastAsia"/>
-              </w:rPr>
-              <w:t>失败</w:t>
-            </w:r>
-          </w:p>
-        </w:tc>
-        <w:tc>
-          <w:tcPr>
-            <w:tcW w:w="5153" w:type="dxa"/>
-          </w:tcPr>
-          <w:p>
-            <w:pPr>
-              <w:rPr>
-                <w:rFonts w:hint="eastAsia"/>
-              </w:rPr>
-            </w:pPr>
-            <w:r>
-              <w:rPr>
-                <w:rFonts w:asciiTheme="minorHAnsi" w:eastAsiaTheme="minorEastAsia" w:hAnsiTheme="minorHAnsi" w:cstheme="minorBidi"/>
-                <w:szCs w:val="22"/>
-              </w:rPr>
               <w:t>M</w:t>
             </w:r>
             <w:r>
@@ -10570,33 +10033,13 @@
                 <w:rFonts w:asciiTheme="minorHAnsi" w:eastAsiaTheme="minorEastAsia" w:hAnsiTheme="minorHAnsi" w:cstheme="minorBidi" w:hint="eastAsia"/>
                 <w:szCs w:val="22"/>
               </w:rPr>
-              <w:t>客户端</w:t>
-            </w:r>
-            <w:r>
-              <w:rPr>
-                <w:rFonts w:asciiTheme="minorHAnsi" w:eastAsiaTheme="minorEastAsia" w:hAnsiTheme="minorHAnsi" w:cstheme="minorBidi" w:hint="eastAsia"/>
-                <w:szCs w:val="22"/>
-              </w:rPr>
-              <w:t>删除非当前</w:t>
-            </w:r>
-            <w:r>
-              <w:rPr>
-                <w:rFonts w:asciiTheme="minorHAnsi" w:eastAsiaTheme="minorEastAsia" w:hAnsiTheme="minorHAnsi" w:cstheme="minorBidi" w:hint="eastAsia"/>
-                <w:szCs w:val="22"/>
-              </w:rPr>
-              <w:t>用户</w:t>
+              <w:t>客户端删除非当前用户</w:t>
             </w:r>
           </w:p>
         </w:tc>
       </w:tr>
     </w:tbl>
-    <w:p>
-      <w:pPr>
-        <w:rPr>
-          <w:rFonts w:hint="eastAsia"/>
-        </w:rPr>
-      </w:pPr>
-    </w:p>
+    <w:p/>
     <w:p>
       <w:pPr>
         <w:pStyle w:val="Heading3"/>
@@ -11358,7 +10801,7 @@
       <w:pPr>
         <w:pStyle w:val="Heading2"/>
         <w:rPr>
-          <w:rFonts w:cs="Arial" w:hint="eastAsia"/>
+          <w:rFonts w:cs="Arial"/>
         </w:rPr>
       </w:pPr>
       <w:bookmarkStart w:id="20" w:name="_Toc363054149"/>
@@ -11473,6 +10916,38 @@
           <w:szCs w:val="21"/>
         </w:rPr>
       </w:pPr>
+      <w:r>
+        <w:rPr>
+          <w:rFonts w:ascii="Arial" w:eastAsia="黑体" w:hAnsi="Arial" w:cs="Arial"/>
+          <w:color w:val="0000FF"/>
+          <w:szCs w:val="21"/>
+        </w:rPr>
+        <w:object w:dxaOrig="1534" w:dyaOrig="962">
+          <v:shapetype id="_x0000_t75" coordsize="21600,21600" o:spt="75" o:preferrelative="t" path="m@4@5l@4@11@9@11@9@5xe" filled="f" stroked="f">
+            <v:stroke joinstyle="miter"/>
+            <v:formulas>
+              <v:f eqn="if lineDrawn pixelLineWidth 0"/>
+              <v:f eqn="sum @0 1 0"/>
+              <v:f eqn="sum 0 0 @1"/>
+              <v:f eqn="prod @2 1 2"/>
+              <v:f eqn="prod @3 21600 pixelWidth"/>
+              <v:f eqn="prod @3 21600 pixelHeight"/>
+              <v:f eqn="sum @0 0 1"/>
+              <v:f eqn="prod @6 1 2"/>
+              <v:f eqn="prod @7 21600 pixelWidth"/>
+              <v:f eqn="sum @8 21600 0"/>
+              <v:f eqn="prod @7 21600 pixelHeight"/>
+              <v:f eqn="sum @10 21600 0"/>
+            </v:formulas>
+            <v:path o:extrusionok="f" gradientshapeok="t" o:connecttype="rect"/>
+            <o:lock v:ext="edit" aspectratio="t"/>
+          </v:shapetype>
+          <v:shape id="_x0000_i1025" type="#_x0000_t75" style="width:76.6pt;height:48.4pt" o:ole="">
+            <v:imagedata r:id="rId12" o:title=""/>
+          </v:shape>
+          <o:OLEObject Type="Embed" ProgID="Excel.Sheet.8" ShapeID="_x0000_i1025" DrawAspect="Icon" ObjectID="_1495280638" r:id="rId13"/>
+        </w:object>
+      </w:r>
     </w:p>
     <w:tbl>
       <w:tblPr>
@@ -12564,18 +12039,26 @@
             <w:pPr>
               <w:cnfStyle w:val="000000100000"/>
               <w:rPr>
+                <w:rFonts w:ascii="Arial" w:hAnsi="Arial" w:cs="Arial"/>
+                <w:sz w:val="20"/>
+                <w:szCs w:val="20"/>
+              </w:rPr>
+            </w:pPr>
+            <w:r>
+              <w:rPr>
+                <w:rFonts w:ascii="Arial" w:hAnsi="Arial" w:cs="Arial"/>
+                <w:sz w:val="20"/>
+                <w:szCs w:val="20"/>
+              </w:rPr>
+              <w:t>C</w:t>
+            </w:r>
+            <w:r>
+              <w:rPr>
                 <w:rFonts w:ascii="Arial" w:hAnsi="Arial" w:cs="Arial" w:hint="eastAsia"/>
                 <w:sz w:val="20"/>
                 <w:szCs w:val="20"/>
               </w:rPr>
-            </w:pPr>
-            <w:r>
-              <w:rPr>
-                <w:rFonts w:ascii="Arial" w:hAnsi="Arial" w:cs="Arial"/>
-                <w:sz w:val="20"/>
-                <w:szCs w:val="20"/>
-              </w:rPr>
-              <w:t>C</w:t>
+              <w:t>atalog</w:t>
             </w:r>
             <w:r>
               <w:rPr>
@@ -12583,7 +12066,7 @@
                 <w:sz w:val="20"/>
                 <w:szCs w:val="20"/>
               </w:rPr>
-              <w:t>atalog</w:t>
+              <w:t>组关闭</w:t>
             </w:r>
             <w:r>
               <w:rPr>
@@ -12591,14 +12074,6 @@
                 <w:sz w:val="20"/>
                 <w:szCs w:val="20"/>
               </w:rPr>
-              <w:t>组关闭</w:t>
-            </w:r>
-            <w:r>
-              <w:rPr>
-                <w:rFonts w:ascii="Arial" w:hAnsi="Arial" w:cs="Arial" w:hint="eastAsia"/>
-                <w:sz w:val="20"/>
-                <w:szCs w:val="20"/>
-              </w:rPr>
               <w:t>auth</w:t>
             </w:r>
           </w:p>
@@ -12606,7 +12081,7 @@
             <w:pPr>
               <w:cnfStyle w:val="000000100000"/>
               <w:rPr>
-                <w:rFonts w:ascii="Arial" w:hAnsi="Arial" w:cs="Arial" w:hint="eastAsia"/>
+                <w:rFonts w:ascii="Arial" w:hAnsi="Arial" w:cs="Arial"/>
                 <w:sz w:val="20"/>
                 <w:szCs w:val="20"/>
               </w:rPr>
@@ -12738,18 +12213,26 @@
             <w:pPr>
               <w:cnfStyle w:val="000000010000"/>
               <w:rPr>
+                <w:rFonts w:ascii="Arial" w:hAnsi="Arial" w:cs="Arial"/>
+                <w:sz w:val="20"/>
+                <w:szCs w:val="20"/>
+              </w:rPr>
+            </w:pPr>
+            <w:r>
+              <w:rPr>
+                <w:rFonts w:ascii="Arial" w:hAnsi="Arial" w:cs="Arial"/>
+                <w:sz w:val="20"/>
+                <w:szCs w:val="20"/>
+              </w:rPr>
+              <w:t>C</w:t>
+            </w:r>
+            <w:r>
+              <w:rPr>
                 <w:rFonts w:ascii="Arial" w:hAnsi="Arial" w:cs="Arial" w:hint="eastAsia"/>
                 <w:sz w:val="20"/>
                 <w:szCs w:val="20"/>
               </w:rPr>
-            </w:pPr>
-            <w:r>
-              <w:rPr>
-                <w:rFonts w:ascii="Arial" w:hAnsi="Arial" w:cs="Arial"/>
-                <w:sz w:val="20"/>
-                <w:szCs w:val="20"/>
-              </w:rPr>
-              <w:t>C</w:t>
+              <w:t>atalog</w:t>
             </w:r>
             <w:r>
               <w:rPr>
@@ -12757,7 +12240,7 @@
                 <w:sz w:val="20"/>
                 <w:szCs w:val="20"/>
               </w:rPr>
-              <w:t>atalog</w:t>
+              <w:t>组关闭</w:t>
             </w:r>
             <w:r>
               <w:rPr>
@@ -12765,17 +12248,65 @@
                 <w:sz w:val="20"/>
                 <w:szCs w:val="20"/>
               </w:rPr>
-              <w:t>组关闭</w:t>
-            </w:r>
+              <w:t>auth</w:t>
+            </w:r>
+          </w:p>
+          <w:p>
+            <w:pPr>
+              <w:cnfStyle w:val="000000010000"/>
+              <w:rPr>
+                <w:rFonts w:ascii="Arial" w:hAnsi="Arial" w:cs="Arial"/>
+                <w:sz w:val="20"/>
+                <w:szCs w:val="20"/>
+              </w:rPr>
+            </w:pPr>
             <w:r>
               <w:rPr>
                 <w:rFonts w:ascii="Arial" w:hAnsi="Arial" w:cs="Arial" w:hint="eastAsia"/>
                 <w:sz w:val="20"/>
                 <w:szCs w:val="20"/>
               </w:rPr>
-              <w:t>auth</w:t>
-            </w:r>
-          </w:p>
+              <w:t>Sequoiadb</w:t>
+            </w:r>
+            <w:r>
+              <w:rPr>
+                <w:rFonts w:ascii="Arial" w:hAnsi="Arial" w:cs="Arial" w:hint="eastAsia"/>
+                <w:sz w:val="20"/>
+                <w:szCs w:val="20"/>
+              </w:rPr>
+              <w:t>客户端添</w:t>
+            </w:r>
+            <w:r>
+              <w:rPr>
+                <w:rFonts w:ascii="Arial" w:hAnsi="Arial" w:cs="Arial" w:hint="eastAsia"/>
+                <w:sz w:val="20"/>
+                <w:szCs w:val="20"/>
+              </w:rPr>
+              <w:lastRenderedPageBreak/>
+              <w:t>加</w:t>
+            </w:r>
+            <w:r>
+              <w:rPr>
+                <w:rFonts w:ascii="Arial" w:hAnsi="Arial" w:cs="Arial" w:hint="eastAsia"/>
+                <w:sz w:val="20"/>
+                <w:szCs w:val="20"/>
+              </w:rPr>
+              <w:t>sequoiadb</w:t>
+            </w:r>
+            <w:r>
+              <w:rPr>
+                <w:rFonts w:ascii="Arial" w:hAnsi="Arial" w:cs="Arial" w:hint="eastAsia"/>
+                <w:sz w:val="20"/>
+                <w:szCs w:val="20"/>
+              </w:rPr>
+              <w:t>用户</w:t>
+            </w:r>
+          </w:p>
+        </w:tc>
+        <w:tc>
+          <w:tcPr>
+            <w:tcW w:w="2131" w:type="dxa"/>
+          </w:tcPr>
           <w:p>
             <w:pPr>
               <w:cnfStyle w:val="000000010000"/>
@@ -12791,53 +12322,7 @@
                 <w:sz w:val="20"/>
                 <w:szCs w:val="20"/>
               </w:rPr>
-              <w:t>Sequoiadb</w:t>
-            </w:r>
-            <w:r>
-              <w:rPr>
-                <w:rFonts w:ascii="Arial" w:hAnsi="Arial" w:cs="Arial" w:hint="eastAsia"/>
-                <w:sz w:val="20"/>
-                <w:szCs w:val="20"/>
-              </w:rPr>
-              <w:t>客户端添加</w:t>
-            </w:r>
-            <w:r>
-              <w:rPr>
-                <w:rFonts w:ascii="Arial" w:hAnsi="Arial" w:cs="Arial" w:hint="eastAsia"/>
-                <w:sz w:val="20"/>
-                <w:szCs w:val="20"/>
-              </w:rPr>
-              <w:t>sequoiadb</w:t>
-            </w:r>
-            <w:r>
-              <w:rPr>
-                <w:rFonts w:ascii="Arial" w:hAnsi="Arial" w:cs="Arial" w:hint="eastAsia"/>
-                <w:sz w:val="20"/>
-                <w:szCs w:val="20"/>
-              </w:rPr>
-              <w:t>用户</w:t>
-            </w:r>
-          </w:p>
-        </w:tc>
-        <w:tc>
-          <w:tcPr>
-            <w:tcW w:w="2131" w:type="dxa"/>
-          </w:tcPr>
-          <w:p>
-            <w:pPr>
-              <w:cnfStyle w:val="000000010000"/>
-              <w:rPr>
-                <w:rFonts w:ascii="Arial" w:hAnsi="Arial" w:cs="Arial"/>
-                <w:sz w:val="20"/>
-                <w:szCs w:val="20"/>
-              </w:rPr>
-            </w:pPr>
-            <w:r>
-              <w:rPr>
-                <w:rFonts w:ascii="Arial" w:hAnsi="Arial" w:cs="Arial" w:hint="eastAsia"/>
-                <w:sz w:val="20"/>
-                <w:szCs w:val="20"/>
-              </w:rPr>
+              <w:lastRenderedPageBreak/>
               <w:t>成功</w:t>
             </w:r>
           </w:p>
@@ -12883,6 +12368,7 @@
                 <w:sz w:val="20"/>
                 <w:szCs w:val="20"/>
               </w:rPr>
+              <w:lastRenderedPageBreak/>
               <w:t>TS00</w:t>
             </w:r>
             <w:r>
@@ -12904,18 +12390,26 @@
             <w:pPr>
               <w:cnfStyle w:val="000000100000"/>
               <w:rPr>
+                <w:rFonts w:ascii="Arial" w:hAnsi="Arial" w:cs="Arial"/>
+                <w:sz w:val="20"/>
+                <w:szCs w:val="20"/>
+              </w:rPr>
+            </w:pPr>
+            <w:r>
+              <w:rPr>
+                <w:rFonts w:ascii="Arial" w:hAnsi="Arial" w:cs="Arial"/>
+                <w:sz w:val="20"/>
+                <w:szCs w:val="20"/>
+              </w:rPr>
+              <w:t>C</w:t>
+            </w:r>
+            <w:r>
+              <w:rPr>
                 <w:rFonts w:ascii="Arial" w:hAnsi="Arial" w:cs="Arial" w:hint="eastAsia"/>
                 <w:sz w:val="20"/>
                 <w:szCs w:val="20"/>
               </w:rPr>
-            </w:pPr>
-            <w:r>
-              <w:rPr>
-                <w:rFonts w:ascii="Arial" w:hAnsi="Arial" w:cs="Arial"/>
-                <w:sz w:val="20"/>
-                <w:szCs w:val="20"/>
-              </w:rPr>
-              <w:t>C</w:t>
+              <w:t>atalog</w:t>
             </w:r>
             <w:r>
               <w:rPr>
@@ -12923,7 +12417,7 @@
                 <w:sz w:val="20"/>
                 <w:szCs w:val="20"/>
               </w:rPr>
-              <w:t>atalog</w:t>
+              <w:t>组开启</w:t>
             </w:r>
             <w:r>
               <w:rPr>
@@ -12931,7 +12425,25 @@
                 <w:sz w:val="20"/>
                 <w:szCs w:val="20"/>
               </w:rPr>
-              <w:t>组开启</w:t>
+              <w:t>auth</w:t>
+            </w:r>
+          </w:p>
+          <w:p>
+            <w:pPr>
+              <w:cnfStyle w:val="000000100000"/>
+              <w:rPr>
+                <w:rFonts w:ascii="Arial" w:hAnsi="Arial" w:cs="Arial"/>
+                <w:sz w:val="20"/>
+                <w:szCs w:val="20"/>
+              </w:rPr>
+            </w:pPr>
+            <w:r>
+              <w:rPr>
+                <w:rFonts w:ascii="Arial" w:hAnsi="Arial" w:cs="Arial"/>
+                <w:sz w:val="20"/>
+                <w:szCs w:val="20"/>
+              </w:rPr>
+              <w:t>S</w:t>
             </w:r>
             <w:r>
               <w:rPr>
@@ -12939,25 +12451,49 @@
                 <w:sz w:val="20"/>
                 <w:szCs w:val="20"/>
               </w:rPr>
-              <w:t>auth</w:t>
+              <w:t>equoiadb</w:t>
+            </w:r>
+            <w:r>
+              <w:rPr>
+                <w:rFonts w:ascii="Arial" w:hAnsi="Arial" w:cs="Arial" w:hint="eastAsia"/>
+                <w:sz w:val="20"/>
+                <w:szCs w:val="20"/>
+              </w:rPr>
+              <w:t>客户端用</w:t>
+            </w:r>
+            <w:r>
+              <w:rPr>
+                <w:rFonts w:ascii="Arial" w:hAnsi="Arial" w:cs="Arial" w:hint="eastAsia"/>
+                <w:sz w:val="20"/>
+                <w:szCs w:val="20"/>
+              </w:rPr>
+              <w:t>sequoiadb</w:t>
+            </w:r>
+            <w:r>
+              <w:rPr>
+                <w:rFonts w:ascii="Arial" w:hAnsi="Arial" w:cs="Arial" w:hint="eastAsia"/>
+                <w:sz w:val="20"/>
+                <w:szCs w:val="20"/>
+              </w:rPr>
+              <w:t>用户鉴权成功</w:t>
             </w:r>
           </w:p>
           <w:p>
             <w:pPr>
               <w:cnfStyle w:val="000000100000"/>
               <w:rPr>
+                <w:rFonts w:ascii="Arial" w:hAnsi="Arial" w:cs="Arial"/>
+                <w:sz w:val="20"/>
+                <w:szCs w:val="20"/>
+              </w:rPr>
+            </w:pPr>
+            <w:r>
+              <w:rPr>
                 <w:rFonts w:ascii="Arial" w:hAnsi="Arial" w:cs="Arial" w:hint="eastAsia"/>
                 <w:sz w:val="20"/>
                 <w:szCs w:val="20"/>
               </w:rPr>
-            </w:pPr>
-            <w:r>
-              <w:rPr>
-                <w:rFonts w:ascii="Arial" w:hAnsi="Arial" w:cs="Arial"/>
-                <w:sz w:val="20"/>
-                <w:szCs w:val="20"/>
-              </w:rPr>
-              <w:t>S</w:t>
+              <w:t>Sequoiadb</w:t>
             </w:r>
             <w:r>
               <w:rPr>
@@ -12965,7 +12501,7 @@
                 <w:sz w:val="20"/>
                 <w:szCs w:val="20"/>
               </w:rPr>
-              <w:t>equoiadb</w:t>
+              <w:t>客户端添加</w:t>
             </w:r>
             <w:r>
               <w:rPr>
@@ -12973,7 +12509,7 @@
                 <w:sz w:val="20"/>
                 <w:szCs w:val="20"/>
               </w:rPr>
-              <w:t>客户端用</w:t>
+              <w:t>sequoiadb</w:t>
             </w:r>
             <w:r>
               <w:rPr>
@@ -12981,81 +12517,29 @@
                 <w:sz w:val="20"/>
                 <w:szCs w:val="20"/>
               </w:rPr>
-              <w:lastRenderedPageBreak/>
-              <w:t>sequoiadb</w:t>
-            </w:r>
+              <w:t>用户</w:t>
+            </w:r>
+          </w:p>
+        </w:tc>
+        <w:tc>
+          <w:tcPr>
+            <w:tcW w:w="2131" w:type="dxa"/>
+          </w:tcPr>
+          <w:p>
+            <w:pPr>
+              <w:cnfStyle w:val="000000100000"/>
+              <w:rPr>
+                <w:rFonts w:ascii="Arial" w:hAnsi="Arial" w:cs="Arial"/>
+                <w:sz w:val="20"/>
+                <w:szCs w:val="20"/>
+              </w:rPr>
+            </w:pPr>
             <w:r>
               <w:rPr>
                 <w:rFonts w:ascii="Arial" w:hAnsi="Arial" w:cs="Arial" w:hint="eastAsia"/>
                 <w:sz w:val="20"/>
                 <w:szCs w:val="20"/>
               </w:rPr>
-              <w:t>用户鉴权成功</w:t>
-            </w:r>
-          </w:p>
-          <w:p>
-            <w:pPr>
-              <w:cnfStyle w:val="000000100000"/>
-              <w:rPr>
-                <w:rFonts w:ascii="Arial" w:hAnsi="Arial" w:cs="Arial"/>
-                <w:sz w:val="20"/>
-                <w:szCs w:val="20"/>
-              </w:rPr>
-            </w:pPr>
-            <w:r>
-              <w:rPr>
-                <w:rFonts w:ascii="Arial" w:hAnsi="Arial" w:cs="Arial" w:hint="eastAsia"/>
-                <w:sz w:val="20"/>
-                <w:szCs w:val="20"/>
-              </w:rPr>
-              <w:t>Sequoiadb</w:t>
-            </w:r>
-            <w:r>
-              <w:rPr>
-                <w:rFonts w:ascii="Arial" w:hAnsi="Arial" w:cs="Arial" w:hint="eastAsia"/>
-                <w:sz w:val="20"/>
-                <w:szCs w:val="20"/>
-              </w:rPr>
-              <w:t>客户端添加</w:t>
-            </w:r>
-            <w:r>
-              <w:rPr>
-                <w:rFonts w:ascii="Arial" w:hAnsi="Arial" w:cs="Arial" w:hint="eastAsia"/>
-                <w:sz w:val="20"/>
-                <w:szCs w:val="20"/>
-              </w:rPr>
-              <w:t>sequoiadb</w:t>
-            </w:r>
-            <w:r>
-              <w:rPr>
-                <w:rFonts w:ascii="Arial" w:hAnsi="Arial" w:cs="Arial" w:hint="eastAsia"/>
-                <w:sz w:val="20"/>
-                <w:szCs w:val="20"/>
-              </w:rPr>
-              <w:t>用户</w:t>
-            </w:r>
-          </w:p>
-        </w:tc>
-        <w:tc>
-          <w:tcPr>
-            <w:tcW w:w="2131" w:type="dxa"/>
-          </w:tcPr>
-          <w:p>
-            <w:pPr>
-              <w:cnfStyle w:val="000000100000"/>
-              <w:rPr>
-                <w:rFonts w:ascii="Arial" w:hAnsi="Arial" w:cs="Arial"/>
-                <w:sz w:val="20"/>
-                <w:szCs w:val="20"/>
-              </w:rPr>
-            </w:pPr>
-            <w:r>
-              <w:rPr>
-                <w:rFonts w:ascii="Arial" w:hAnsi="Arial" w:cs="Arial" w:hint="eastAsia"/>
-                <w:sz w:val="20"/>
-                <w:szCs w:val="20"/>
-              </w:rPr>
-              <w:lastRenderedPageBreak/>
               <w:t>成功</w:t>
             </w:r>
           </w:p>
@@ -13101,7 +12585,6 @@
                 <w:sz w:val="20"/>
                 <w:szCs w:val="20"/>
               </w:rPr>
-              <w:lastRenderedPageBreak/>
               <w:t>TS00</w:t>
             </w:r>
             <w:r>
@@ -13123,18 +12606,26 @@
             <w:pPr>
               <w:cnfStyle w:val="000000010000"/>
               <w:rPr>
+                <w:rFonts w:ascii="Arial" w:hAnsi="Arial" w:cs="Arial"/>
+                <w:sz w:val="20"/>
+                <w:szCs w:val="20"/>
+              </w:rPr>
+            </w:pPr>
+            <w:r>
+              <w:rPr>
+                <w:rFonts w:ascii="Arial" w:hAnsi="Arial" w:cs="Arial"/>
+                <w:sz w:val="20"/>
+                <w:szCs w:val="20"/>
+              </w:rPr>
+              <w:t>C</w:t>
+            </w:r>
+            <w:r>
+              <w:rPr>
                 <w:rFonts w:ascii="Arial" w:hAnsi="Arial" w:cs="Arial" w:hint="eastAsia"/>
                 <w:sz w:val="20"/>
                 <w:szCs w:val="20"/>
               </w:rPr>
-            </w:pPr>
-            <w:r>
-              <w:rPr>
-                <w:rFonts w:ascii="Arial" w:hAnsi="Arial" w:cs="Arial"/>
-                <w:sz w:val="20"/>
-                <w:szCs w:val="20"/>
-              </w:rPr>
-              <w:t>C</w:t>
+              <w:t>atalog</w:t>
             </w:r>
             <w:r>
               <w:rPr>
@@ -13142,7 +12633,7 @@
                 <w:sz w:val="20"/>
                 <w:szCs w:val="20"/>
               </w:rPr>
-              <w:t>atalog</w:t>
+              <w:t>组开启</w:t>
             </w:r>
             <w:r>
               <w:rPr>
@@ -13150,14 +12641,6 @@
                 <w:sz w:val="20"/>
                 <w:szCs w:val="20"/>
               </w:rPr>
-              <w:t>组开启</w:t>
-            </w:r>
-            <w:r>
-              <w:rPr>
-                <w:rFonts w:ascii="Arial" w:hAnsi="Arial" w:cs="Arial" w:hint="eastAsia"/>
-                <w:sz w:val="20"/>
-                <w:szCs w:val="20"/>
-              </w:rPr>
               <w:t>auth</w:t>
             </w:r>
           </w:p>
@@ -13165,7 +12648,7 @@
             <w:pPr>
               <w:cnfStyle w:val="000000010000"/>
               <w:rPr>
-                <w:rFonts w:ascii="Arial" w:hAnsi="Arial" w:cs="Arial" w:hint="eastAsia"/>
+                <w:rFonts w:ascii="Arial" w:hAnsi="Arial" w:cs="Arial"/>
                 <w:sz w:val="20"/>
                 <w:szCs w:val="20"/>
               </w:rPr>
@@ -13336,18 +12819,26 @@
             <w:pPr>
               <w:cnfStyle w:val="000000100000"/>
               <w:rPr>
+                <w:rFonts w:ascii="Arial" w:hAnsi="Arial" w:cs="Arial"/>
+                <w:sz w:val="20"/>
+                <w:szCs w:val="20"/>
+              </w:rPr>
+            </w:pPr>
+            <w:r>
+              <w:rPr>
+                <w:rFonts w:ascii="Arial" w:hAnsi="Arial" w:cs="Arial"/>
+                <w:sz w:val="20"/>
+                <w:szCs w:val="20"/>
+              </w:rPr>
+              <w:t>C</w:t>
+            </w:r>
+            <w:r>
+              <w:rPr>
                 <w:rFonts w:ascii="Arial" w:hAnsi="Arial" w:cs="Arial" w:hint="eastAsia"/>
                 <w:sz w:val="20"/>
                 <w:szCs w:val="20"/>
               </w:rPr>
-            </w:pPr>
-            <w:r>
-              <w:rPr>
-                <w:rFonts w:ascii="Arial" w:hAnsi="Arial" w:cs="Arial"/>
-                <w:sz w:val="20"/>
-                <w:szCs w:val="20"/>
-              </w:rPr>
-              <w:t>C</w:t>
+              <w:t>atalog</w:t>
             </w:r>
             <w:r>
               <w:rPr>
@@ -13355,7 +12846,7 @@
                 <w:sz w:val="20"/>
                 <w:szCs w:val="20"/>
               </w:rPr>
-              <w:t>atalog</w:t>
+              <w:t>组开启</w:t>
             </w:r>
             <w:r>
               <w:rPr>
@@ -13363,7 +12854,25 @@
                 <w:sz w:val="20"/>
                 <w:szCs w:val="20"/>
               </w:rPr>
-              <w:t>组开启</w:t>
+              <w:t>auth</w:t>
+            </w:r>
+          </w:p>
+          <w:p>
+            <w:pPr>
+              <w:cnfStyle w:val="000000100000"/>
+              <w:rPr>
+                <w:rFonts w:ascii="Arial" w:hAnsi="Arial" w:cs="Arial"/>
+                <w:sz w:val="20"/>
+                <w:szCs w:val="20"/>
+              </w:rPr>
+            </w:pPr>
+            <w:r>
+              <w:rPr>
+                <w:rFonts w:ascii="Arial" w:hAnsi="Arial" w:cs="Arial"/>
+                <w:sz w:val="20"/>
+                <w:szCs w:val="20"/>
+              </w:rPr>
+              <w:t>M</w:t>
             </w:r>
             <w:r>
               <w:rPr>
@@ -13371,25 +12880,49 @@
                 <w:sz w:val="20"/>
                 <w:szCs w:val="20"/>
               </w:rPr>
-              <w:t>auth</w:t>
+              <w:t>ongodb</w:t>
+            </w:r>
+            <w:r>
+              <w:rPr>
+                <w:rFonts w:ascii="Arial" w:hAnsi="Arial" w:cs="Arial" w:hint="eastAsia"/>
+                <w:sz w:val="20"/>
+                <w:szCs w:val="20"/>
+              </w:rPr>
+              <w:t>客户端用</w:t>
+            </w:r>
+            <w:r>
+              <w:rPr>
+                <w:rFonts w:ascii="Arial" w:hAnsi="Arial" w:cs="Arial" w:hint="eastAsia"/>
+                <w:sz w:val="20"/>
+                <w:szCs w:val="20"/>
+              </w:rPr>
+              <w:t>mongodb</w:t>
+            </w:r>
+            <w:r>
+              <w:rPr>
+                <w:rFonts w:ascii="Arial" w:hAnsi="Arial" w:cs="Arial" w:hint="eastAsia"/>
+                <w:sz w:val="20"/>
+                <w:szCs w:val="20"/>
+              </w:rPr>
+              <w:t>用户鉴权成功</w:t>
             </w:r>
           </w:p>
           <w:p>
             <w:pPr>
               <w:cnfStyle w:val="000000100000"/>
               <w:rPr>
+                <w:rFonts w:ascii="Arial" w:hAnsi="Arial" w:cs="Arial"/>
+                <w:sz w:val="20"/>
+                <w:szCs w:val="20"/>
+              </w:rPr>
+            </w:pPr>
+            <w:r>
+              <w:rPr>
                 <w:rFonts w:ascii="Arial" w:hAnsi="Arial" w:cs="Arial" w:hint="eastAsia"/>
                 <w:sz w:val="20"/>
                 <w:szCs w:val="20"/>
               </w:rPr>
-            </w:pPr>
-            <w:r>
-              <w:rPr>
-                <w:rFonts w:ascii="Arial" w:hAnsi="Arial" w:cs="Arial"/>
-                <w:sz w:val="20"/>
-                <w:szCs w:val="20"/>
-              </w:rPr>
-              <w:t>M</w:t>
+              <w:t>mongodb</w:t>
             </w:r>
             <w:r>
               <w:rPr>
@@ -13397,7 +12930,7 @@
                 <w:sz w:val="20"/>
                 <w:szCs w:val="20"/>
               </w:rPr>
-              <w:t>ongodb</w:t>
+              <w:t>客户端删除</w:t>
             </w:r>
             <w:r>
               <w:rPr>
@@ -13405,7 +12938,7 @@
                 <w:sz w:val="20"/>
                 <w:szCs w:val="20"/>
               </w:rPr>
-              <w:t>客户端用</w:t>
+              <w:t>mongodb</w:t>
             </w:r>
             <w:r>
               <w:rPr>
@@ -13413,69 +12946,19 @@
                 <w:sz w:val="20"/>
                 <w:szCs w:val="20"/>
               </w:rPr>
-              <w:t>mongodb</w:t>
-            </w:r>
-            <w:r>
-              <w:rPr>
-                <w:rFonts w:ascii="Arial" w:hAnsi="Arial" w:cs="Arial" w:hint="eastAsia"/>
-                <w:sz w:val="20"/>
-                <w:szCs w:val="20"/>
-              </w:rPr>
-              <w:t>用户鉴权成功</w:t>
-            </w:r>
-          </w:p>
+              <w:t>用户</w:t>
+            </w:r>
+          </w:p>
+        </w:tc>
+        <w:tc>
+          <w:tcPr>
+            <w:tcW w:w="2131" w:type="dxa"/>
+          </w:tcPr>
           <w:p>
             <w:pPr>
               <w:cnfStyle w:val="000000100000"/>
               <w:rPr>
                 <w:rFonts w:ascii="Arial" w:hAnsi="Arial" w:cs="Arial"/>
-                <w:sz w:val="20"/>
-                <w:szCs w:val="20"/>
-              </w:rPr>
-            </w:pPr>
-            <w:r>
-              <w:rPr>
-                <w:rFonts w:ascii="Arial" w:hAnsi="Arial" w:cs="Arial" w:hint="eastAsia"/>
-                <w:sz w:val="20"/>
-                <w:szCs w:val="20"/>
-              </w:rPr>
-              <w:t>mongodb</w:t>
-            </w:r>
-            <w:r>
-              <w:rPr>
-                <w:rFonts w:ascii="Arial" w:hAnsi="Arial" w:cs="Arial" w:hint="eastAsia"/>
-                <w:sz w:val="20"/>
-                <w:szCs w:val="20"/>
-              </w:rPr>
-              <w:t>客户端删除</w:t>
-            </w:r>
-            <w:r>
-              <w:rPr>
-                <w:rFonts w:ascii="Arial" w:hAnsi="Arial" w:cs="Arial" w:hint="eastAsia"/>
-                <w:sz w:val="20"/>
-                <w:szCs w:val="20"/>
-              </w:rPr>
-              <w:t>mongodb</w:t>
-            </w:r>
-            <w:r>
-              <w:rPr>
-                <w:rFonts w:ascii="Arial" w:hAnsi="Arial" w:cs="Arial" w:hint="eastAsia"/>
-                <w:sz w:val="20"/>
-                <w:szCs w:val="20"/>
-              </w:rPr>
-              <w:t>用户</w:t>
-            </w:r>
-          </w:p>
-        </w:tc>
-        <w:tc>
-          <w:tcPr>
-            <w:tcW w:w="2131" w:type="dxa"/>
-          </w:tcPr>
-          <w:p>
-            <w:pPr>
-              <w:cnfStyle w:val="000000100000"/>
-              <w:rPr>
-                <w:rFonts w:ascii="Arial" w:hAnsi="Arial" w:cs="Arial" w:hint="eastAsia"/>
                 <w:sz w:val="20"/>
                 <w:szCs w:val="20"/>
               </w:rPr>
@@ -13518,18 +13001,157 @@
           <w:p>
             <w:pPr>
               <w:rPr>
+                <w:rFonts w:ascii="Arial" w:hAnsi="Arial" w:cs="Arial"/>
+                <w:sz w:val="20"/>
+                <w:szCs w:val="20"/>
+              </w:rPr>
+            </w:pPr>
+            <w:r>
+              <w:rPr>
                 <w:rFonts w:ascii="Arial" w:hAnsi="Arial" w:cs="Arial" w:hint="eastAsia"/>
                 <w:sz w:val="20"/>
                 <w:szCs w:val="20"/>
               </w:rPr>
-            </w:pPr>
+              <w:t>TS006</w:t>
+            </w:r>
+          </w:p>
+        </w:tc>
+        <w:tc>
+          <w:tcPr>
+            <w:tcW w:w="2131" w:type="dxa"/>
+          </w:tcPr>
+          <w:p>
+            <w:pPr>
+              <w:cnfStyle w:val="000000010000"/>
+              <w:rPr>
+                <w:rFonts w:ascii="Arial" w:hAnsi="Arial" w:cs="Arial"/>
+                <w:sz w:val="20"/>
+                <w:szCs w:val="20"/>
+              </w:rPr>
+            </w:pPr>
+            <w:r>
+              <w:rPr>
+                <w:rFonts w:ascii="Arial" w:hAnsi="Arial" w:cs="Arial"/>
+                <w:sz w:val="20"/>
+                <w:szCs w:val="20"/>
+              </w:rPr>
+              <w:t>C</w:t>
+            </w:r>
             <w:r>
               <w:rPr>
                 <w:rFonts w:ascii="Arial" w:hAnsi="Arial" w:cs="Arial" w:hint="eastAsia"/>
                 <w:sz w:val="20"/>
                 <w:szCs w:val="20"/>
               </w:rPr>
-              <w:t>TS006</w:t>
+              <w:t>atalog</w:t>
+            </w:r>
+            <w:r>
+              <w:rPr>
+                <w:rFonts w:ascii="Arial" w:hAnsi="Arial" w:cs="Arial" w:hint="eastAsia"/>
+                <w:sz w:val="20"/>
+                <w:szCs w:val="20"/>
+              </w:rPr>
+              <w:t>组开启</w:t>
+            </w:r>
+            <w:r>
+              <w:rPr>
+                <w:rFonts w:ascii="Arial" w:hAnsi="Arial" w:cs="Arial" w:hint="eastAsia"/>
+                <w:sz w:val="20"/>
+                <w:szCs w:val="20"/>
+              </w:rPr>
+              <w:t>auth</w:t>
+            </w:r>
+          </w:p>
+          <w:p>
+            <w:pPr>
+              <w:cnfStyle w:val="000000010000"/>
+              <w:rPr>
+                <w:rFonts w:ascii="Arial" w:hAnsi="Arial" w:cs="Arial"/>
+                <w:sz w:val="20"/>
+                <w:szCs w:val="20"/>
+              </w:rPr>
+            </w:pPr>
+            <w:r>
+              <w:rPr>
+                <w:rFonts w:ascii="Arial" w:hAnsi="Arial" w:cs="Arial"/>
+                <w:sz w:val="20"/>
+                <w:szCs w:val="20"/>
+              </w:rPr>
+              <w:t>S</w:t>
+            </w:r>
+            <w:r>
+              <w:rPr>
+                <w:rFonts w:ascii="Arial" w:hAnsi="Arial" w:cs="Arial" w:hint="eastAsia"/>
+                <w:sz w:val="20"/>
+                <w:szCs w:val="20"/>
+              </w:rPr>
+              <w:t>equoiadb</w:t>
+            </w:r>
+            <w:r>
+              <w:rPr>
+                <w:rFonts w:ascii="Arial" w:hAnsi="Arial" w:cs="Arial" w:hint="eastAsia"/>
+                <w:sz w:val="20"/>
+                <w:szCs w:val="20"/>
+              </w:rPr>
+              <w:t>客户端用</w:t>
+            </w:r>
+            <w:r>
+              <w:rPr>
+                <w:rFonts w:ascii="Arial" w:hAnsi="Arial" w:cs="Arial" w:hint="eastAsia"/>
+                <w:sz w:val="20"/>
+                <w:szCs w:val="20"/>
+              </w:rPr>
+              <w:t>sequoiadb</w:t>
+            </w:r>
+            <w:r>
+              <w:rPr>
+                <w:rFonts w:ascii="Arial" w:hAnsi="Arial" w:cs="Arial" w:hint="eastAsia"/>
+                <w:sz w:val="20"/>
+                <w:szCs w:val="20"/>
+              </w:rPr>
+              <w:t>用户鉴权成功</w:t>
+            </w:r>
+          </w:p>
+          <w:p>
+            <w:pPr>
+              <w:cnfStyle w:val="000000010000"/>
+              <w:rPr>
+                <w:rFonts w:ascii="Arial" w:hAnsi="Arial" w:cs="Arial"/>
+                <w:sz w:val="20"/>
+                <w:szCs w:val="20"/>
+              </w:rPr>
+            </w:pPr>
+            <w:r>
+              <w:rPr>
+                <w:rFonts w:ascii="Arial" w:hAnsi="Arial" w:cs="Arial" w:hint="eastAsia"/>
+                <w:sz w:val="20"/>
+                <w:szCs w:val="20"/>
+              </w:rPr>
+              <w:t>Sequoiadb</w:t>
+            </w:r>
+            <w:r>
+              <w:rPr>
+                <w:rFonts w:ascii="Arial" w:hAnsi="Arial" w:cs="Arial" w:hint="eastAsia"/>
+                <w:sz w:val="20"/>
+                <w:szCs w:val="20"/>
+              </w:rPr>
+              <w:t>客户端删除</w:t>
+            </w:r>
+            <w:r>
+              <w:rPr>
+                <w:rFonts w:ascii="Arial" w:hAnsi="Arial" w:cs="Arial" w:hint="eastAsia"/>
+                <w:sz w:val="20"/>
+                <w:szCs w:val="20"/>
+              </w:rPr>
+              <w:t>sequoiadb</w:t>
+            </w:r>
+            <w:r>
+              <w:rPr>
+                <w:rFonts w:ascii="Arial" w:hAnsi="Arial" w:cs="Arial" w:hint="eastAsia"/>
+                <w:sz w:val="20"/>
+                <w:szCs w:val="20"/>
+              </w:rPr>
+              <w:t>用户</w:t>
             </w:r>
           </w:p>
         </w:tc>
@@ -13541,146 +13163,7 @@
             <w:pPr>
               <w:cnfStyle w:val="000000010000"/>
               <w:rPr>
-                <w:rFonts w:ascii="Arial" w:hAnsi="Arial" w:cs="Arial" w:hint="eastAsia"/>
-                <w:sz w:val="20"/>
-                <w:szCs w:val="20"/>
-              </w:rPr>
-            </w:pPr>
-            <w:r>
-              <w:rPr>
-                <w:rFonts w:ascii="Arial" w:hAnsi="Arial" w:cs="Arial"/>
-                <w:sz w:val="20"/>
-                <w:szCs w:val="20"/>
-              </w:rPr>
-              <w:t>C</w:t>
-            </w:r>
-            <w:r>
-              <w:rPr>
-                <w:rFonts w:ascii="Arial" w:hAnsi="Arial" w:cs="Arial" w:hint="eastAsia"/>
-                <w:sz w:val="20"/>
-                <w:szCs w:val="20"/>
-              </w:rPr>
-              <w:t>atalog</w:t>
-            </w:r>
-            <w:r>
-              <w:rPr>
-                <w:rFonts w:ascii="Arial" w:hAnsi="Arial" w:cs="Arial" w:hint="eastAsia"/>
-                <w:sz w:val="20"/>
-                <w:szCs w:val="20"/>
-              </w:rPr>
-              <w:t>组开启</w:t>
-            </w:r>
-            <w:r>
-              <w:rPr>
-                <w:rFonts w:ascii="Arial" w:hAnsi="Arial" w:cs="Arial" w:hint="eastAsia"/>
-                <w:sz w:val="20"/>
-                <w:szCs w:val="20"/>
-              </w:rPr>
-              <w:t>auth</w:t>
-            </w:r>
-          </w:p>
-          <w:p>
-            <w:pPr>
-              <w:cnfStyle w:val="000000010000"/>
-              <w:rPr>
-                <w:rFonts w:ascii="Arial" w:hAnsi="Arial" w:cs="Arial" w:hint="eastAsia"/>
-                <w:sz w:val="20"/>
-                <w:szCs w:val="20"/>
-              </w:rPr>
-            </w:pPr>
-            <w:r>
-              <w:rPr>
-                <w:rFonts w:ascii="Arial" w:hAnsi="Arial" w:cs="Arial"/>
-                <w:sz w:val="20"/>
-                <w:szCs w:val="20"/>
-              </w:rPr>
-              <w:t>S</w:t>
-            </w:r>
-            <w:r>
-              <w:rPr>
-                <w:rFonts w:ascii="Arial" w:hAnsi="Arial" w:cs="Arial" w:hint="eastAsia"/>
-                <w:sz w:val="20"/>
-                <w:szCs w:val="20"/>
-              </w:rPr>
-              <w:t>equoiadb</w:t>
-            </w:r>
-            <w:r>
-              <w:rPr>
-                <w:rFonts w:ascii="Arial" w:hAnsi="Arial" w:cs="Arial" w:hint="eastAsia"/>
-                <w:sz w:val="20"/>
-                <w:szCs w:val="20"/>
-              </w:rPr>
-              <w:t>客户端用</w:t>
-            </w:r>
-            <w:r>
-              <w:rPr>
-                <w:rFonts w:ascii="Arial" w:hAnsi="Arial" w:cs="Arial" w:hint="eastAsia"/>
-                <w:sz w:val="20"/>
-                <w:szCs w:val="20"/>
-              </w:rPr>
-              <w:t>sequoiadb</w:t>
-            </w:r>
-            <w:r>
-              <w:rPr>
-                <w:rFonts w:ascii="Arial" w:hAnsi="Arial" w:cs="Arial" w:hint="eastAsia"/>
-                <w:sz w:val="20"/>
-                <w:szCs w:val="20"/>
-              </w:rPr>
-              <w:t>用户鉴权成功</w:t>
-            </w:r>
-          </w:p>
-          <w:p>
-            <w:pPr>
-              <w:cnfStyle w:val="000000010000"/>
-              <w:rPr>
-                <w:rFonts w:ascii="Arial" w:hAnsi="Arial" w:cs="Arial"/>
-                <w:sz w:val="20"/>
-                <w:szCs w:val="20"/>
-              </w:rPr>
-            </w:pPr>
-            <w:r>
-              <w:rPr>
-                <w:rFonts w:ascii="Arial" w:hAnsi="Arial" w:cs="Arial" w:hint="eastAsia"/>
-                <w:sz w:val="20"/>
-                <w:szCs w:val="20"/>
-              </w:rPr>
-              <w:t>Sequoiadb</w:t>
-            </w:r>
-            <w:r>
-              <w:rPr>
-                <w:rFonts w:ascii="Arial" w:hAnsi="Arial" w:cs="Arial" w:hint="eastAsia"/>
-                <w:sz w:val="20"/>
-                <w:szCs w:val="20"/>
-              </w:rPr>
-              <w:t>客户端删除</w:t>
-            </w:r>
-            <w:r>
-              <w:rPr>
-                <w:rFonts w:ascii="Arial" w:hAnsi="Arial" w:cs="Arial" w:hint="eastAsia"/>
-                <w:sz w:val="20"/>
-                <w:szCs w:val="20"/>
-              </w:rPr>
-              <w:t>sequoiadb</w:t>
-            </w:r>
-            <w:r>
-              <w:rPr>
-                <w:rFonts w:ascii="Arial" w:hAnsi="Arial" w:cs="Arial" w:hint="eastAsia"/>
-                <w:sz w:val="20"/>
-                <w:szCs w:val="20"/>
-              </w:rPr>
-              <w:t>用户</w:t>
-            </w:r>
-          </w:p>
-        </w:tc>
-        <w:tc>
-          <w:tcPr>
-            <w:tcW w:w="2131" w:type="dxa"/>
-          </w:tcPr>
-          <w:p>
-            <w:pPr>
-              <w:cnfStyle w:val="000000010000"/>
-              <w:rPr>
-                <w:rFonts w:ascii="Arial" w:hAnsi="Arial" w:cs="Arial" w:hint="eastAsia"/>
+                <w:rFonts w:ascii="Arial" w:hAnsi="Arial" w:cs="Arial"/>
                 <w:sz w:val="20"/>
                 <w:szCs w:val="20"/>
               </w:rPr>
@@ -13723,18 +13206,125 @@
           <w:p>
             <w:pPr>
               <w:rPr>
+                <w:rFonts w:ascii="Arial" w:hAnsi="Arial" w:cs="Arial"/>
+                <w:sz w:val="20"/>
+                <w:szCs w:val="20"/>
+              </w:rPr>
+            </w:pPr>
+            <w:r>
+              <w:rPr>
                 <w:rFonts w:ascii="Arial" w:hAnsi="Arial" w:cs="Arial" w:hint="eastAsia"/>
                 <w:sz w:val="20"/>
                 <w:szCs w:val="20"/>
               </w:rPr>
-            </w:pPr>
+              <w:t>TS007</w:t>
+            </w:r>
+          </w:p>
+        </w:tc>
+        <w:tc>
+          <w:tcPr>
+            <w:tcW w:w="2131" w:type="dxa"/>
+          </w:tcPr>
+          <w:p>
+            <w:pPr>
+              <w:cnfStyle w:val="000000100000"/>
+              <w:rPr>
+                <w:rFonts w:ascii="Arial" w:hAnsi="Arial" w:cs="Arial"/>
+                <w:sz w:val="20"/>
+                <w:szCs w:val="20"/>
+              </w:rPr>
+            </w:pPr>
+            <w:r>
+              <w:rPr>
+                <w:rFonts w:ascii="Arial" w:hAnsi="Arial" w:cs="Arial"/>
+                <w:sz w:val="20"/>
+                <w:szCs w:val="20"/>
+              </w:rPr>
+              <w:t>C</w:t>
+            </w:r>
             <w:r>
               <w:rPr>
                 <w:rFonts w:ascii="Arial" w:hAnsi="Arial" w:cs="Arial" w:hint="eastAsia"/>
                 <w:sz w:val="20"/>
                 <w:szCs w:val="20"/>
               </w:rPr>
-              <w:t>TS007</w:t>
+              <w:t>atalog</w:t>
+            </w:r>
+            <w:r>
+              <w:rPr>
+                <w:rFonts w:ascii="Arial" w:hAnsi="Arial" w:cs="Arial" w:hint="eastAsia"/>
+                <w:sz w:val="20"/>
+                <w:szCs w:val="20"/>
+              </w:rPr>
+              <w:t>组开启</w:t>
+            </w:r>
+            <w:r>
+              <w:rPr>
+                <w:rFonts w:ascii="Arial" w:hAnsi="Arial" w:cs="Arial" w:hint="eastAsia"/>
+                <w:sz w:val="20"/>
+                <w:szCs w:val="20"/>
+              </w:rPr>
+              <w:t>auth</w:t>
+            </w:r>
+          </w:p>
+          <w:p>
+            <w:pPr>
+              <w:cnfStyle w:val="000000100000"/>
+              <w:rPr>
+                <w:rFonts w:ascii="Arial" w:hAnsi="Arial" w:cs="Arial"/>
+                <w:sz w:val="20"/>
+                <w:szCs w:val="20"/>
+              </w:rPr>
+            </w:pPr>
+            <w:r>
+              <w:rPr>
+                <w:rFonts w:ascii="Arial" w:hAnsi="Arial" w:cs="Arial"/>
+                <w:sz w:val="20"/>
+                <w:szCs w:val="20"/>
+              </w:rPr>
+              <w:t>M</w:t>
+            </w:r>
+            <w:r>
+              <w:rPr>
+                <w:rFonts w:ascii="Arial" w:hAnsi="Arial" w:cs="Arial" w:hint="eastAsia"/>
+                <w:sz w:val="20"/>
+                <w:szCs w:val="20"/>
+              </w:rPr>
+              <w:t>ongodb</w:t>
+            </w:r>
+            <w:r>
+              <w:rPr>
+                <w:rFonts w:ascii="Arial" w:hAnsi="Arial" w:cs="Arial" w:hint="eastAsia"/>
+                <w:sz w:val="20"/>
+                <w:szCs w:val="20"/>
+              </w:rPr>
+              <w:t>客户不鉴权</w:t>
+            </w:r>
+          </w:p>
+          <w:p>
+            <w:pPr>
+              <w:cnfStyle w:val="000000100000"/>
+              <w:rPr>
+                <w:rFonts w:ascii="Arial" w:hAnsi="Arial" w:cs="Arial"/>
+                <w:sz w:val="20"/>
+                <w:szCs w:val="20"/>
+              </w:rPr>
+            </w:pPr>
+            <w:r>
+              <w:rPr>
+                <w:rFonts w:ascii="Arial" w:hAnsi="Arial" w:cs="Arial" w:hint="eastAsia"/>
+                <w:sz w:val="20"/>
+                <w:szCs w:val="20"/>
+              </w:rPr>
+              <w:t>mongodb</w:t>
+            </w:r>
+            <w:r>
+              <w:rPr>
+                <w:rFonts w:ascii="Arial" w:hAnsi="Arial" w:cs="Arial" w:hint="eastAsia"/>
+                <w:sz w:val="20"/>
+                <w:szCs w:val="20"/>
+              </w:rPr>
+              <w:t>客户端操作数据库</w:t>
             </w:r>
           </w:p>
         </w:tc>
@@ -13746,114 +13336,7 @@
             <w:pPr>
               <w:cnfStyle w:val="000000100000"/>
               <w:rPr>
-                <w:rFonts w:ascii="Arial" w:hAnsi="Arial" w:cs="Arial" w:hint="eastAsia"/>
-                <w:sz w:val="20"/>
-                <w:szCs w:val="20"/>
-              </w:rPr>
-            </w:pPr>
-            <w:r>
-              <w:rPr>
-                <w:rFonts w:ascii="Arial" w:hAnsi="Arial" w:cs="Arial"/>
-                <w:sz w:val="20"/>
-                <w:szCs w:val="20"/>
-              </w:rPr>
-              <w:t>C</w:t>
-            </w:r>
-            <w:r>
-              <w:rPr>
-                <w:rFonts w:ascii="Arial" w:hAnsi="Arial" w:cs="Arial" w:hint="eastAsia"/>
-                <w:sz w:val="20"/>
-                <w:szCs w:val="20"/>
-              </w:rPr>
-              <w:t>atalog</w:t>
-            </w:r>
-            <w:r>
-              <w:rPr>
-                <w:rFonts w:ascii="Arial" w:hAnsi="Arial" w:cs="Arial" w:hint="eastAsia"/>
-                <w:sz w:val="20"/>
-                <w:szCs w:val="20"/>
-              </w:rPr>
-              <w:t>组开启</w:t>
-            </w:r>
-            <w:r>
-              <w:rPr>
-                <w:rFonts w:ascii="Arial" w:hAnsi="Arial" w:cs="Arial" w:hint="eastAsia"/>
-                <w:sz w:val="20"/>
-                <w:szCs w:val="20"/>
-              </w:rPr>
-              <w:t>auth</w:t>
-            </w:r>
-          </w:p>
-          <w:p>
-            <w:pPr>
-              <w:cnfStyle w:val="000000100000"/>
-              <w:rPr>
-                <w:rFonts w:ascii="Arial" w:hAnsi="Arial" w:cs="Arial" w:hint="eastAsia"/>
-                <w:sz w:val="20"/>
-                <w:szCs w:val="20"/>
-              </w:rPr>
-            </w:pPr>
-            <w:r>
-              <w:rPr>
-                <w:rFonts w:ascii="Arial" w:hAnsi="Arial" w:cs="Arial"/>
-                <w:sz w:val="20"/>
-                <w:szCs w:val="20"/>
-              </w:rPr>
-              <w:t>M</w:t>
-            </w:r>
-            <w:r>
-              <w:rPr>
-                <w:rFonts w:ascii="Arial" w:hAnsi="Arial" w:cs="Arial" w:hint="eastAsia"/>
-                <w:sz w:val="20"/>
-                <w:szCs w:val="20"/>
-              </w:rPr>
-              <w:t>ongodb</w:t>
-            </w:r>
-            <w:r>
-              <w:rPr>
-                <w:rFonts w:ascii="Arial" w:hAnsi="Arial" w:cs="Arial" w:hint="eastAsia"/>
-                <w:sz w:val="20"/>
-                <w:szCs w:val="20"/>
-              </w:rPr>
-              <w:t>客户不鉴权</w:t>
-            </w:r>
-          </w:p>
-          <w:p>
-            <w:pPr>
-              <w:cnfStyle w:val="000000100000"/>
-              <w:rPr>
-                <w:rFonts w:ascii="Arial" w:hAnsi="Arial" w:cs="Arial"/>
-                <w:sz w:val="20"/>
-                <w:szCs w:val="20"/>
-              </w:rPr>
-            </w:pPr>
-            <w:r>
-              <w:rPr>
-                <w:rFonts w:ascii="Arial" w:hAnsi="Arial" w:cs="Arial" w:hint="eastAsia"/>
-                <w:sz w:val="20"/>
-                <w:szCs w:val="20"/>
-              </w:rPr>
-              <w:t>mongodb</w:t>
-            </w:r>
-            <w:r>
-              <w:rPr>
-                <w:rFonts w:ascii="Arial" w:hAnsi="Arial" w:cs="Arial" w:hint="eastAsia"/>
-                <w:sz w:val="20"/>
-                <w:szCs w:val="20"/>
-              </w:rPr>
-              <w:t>客户端操作数据库</w:t>
-            </w:r>
-          </w:p>
-        </w:tc>
-        <w:tc>
-          <w:tcPr>
-            <w:tcW w:w="2131" w:type="dxa"/>
-          </w:tcPr>
-          <w:p>
-            <w:pPr>
-              <w:cnfStyle w:val="000000100000"/>
-              <w:rPr>
-                <w:rFonts w:ascii="Arial" w:hAnsi="Arial" w:cs="Arial" w:hint="eastAsia"/>
+                <w:rFonts w:ascii="Arial" w:hAnsi="Arial" w:cs="Arial"/>
                 <w:sz w:val="20"/>
                 <w:szCs w:val="20"/>
               </w:rPr>
@@ -13904,18 +13387,117 @@
           <w:p>
             <w:pPr>
               <w:rPr>
+                <w:rFonts w:ascii="Arial" w:hAnsi="Arial" w:cs="Arial"/>
+                <w:sz w:val="20"/>
+                <w:szCs w:val="20"/>
+              </w:rPr>
+            </w:pPr>
+            <w:r>
+              <w:rPr>
                 <w:rFonts w:ascii="Arial" w:hAnsi="Arial" w:cs="Arial" w:hint="eastAsia"/>
                 <w:sz w:val="20"/>
                 <w:szCs w:val="20"/>
               </w:rPr>
-            </w:pPr>
+              <w:t>TS008</w:t>
+            </w:r>
+          </w:p>
+        </w:tc>
+        <w:tc>
+          <w:tcPr>
+            <w:tcW w:w="2131" w:type="dxa"/>
+          </w:tcPr>
+          <w:p>
+            <w:pPr>
+              <w:cnfStyle w:val="000000010000"/>
+              <w:rPr>
+                <w:rFonts w:ascii="Arial" w:hAnsi="Arial" w:cs="Arial"/>
+                <w:sz w:val="20"/>
+                <w:szCs w:val="20"/>
+              </w:rPr>
+            </w:pPr>
+            <w:r>
+              <w:rPr>
+                <w:rFonts w:ascii="Arial" w:hAnsi="Arial" w:cs="Arial"/>
+                <w:sz w:val="20"/>
+                <w:szCs w:val="20"/>
+              </w:rPr>
+              <w:t>C</w:t>
+            </w:r>
             <w:r>
               <w:rPr>
                 <w:rFonts w:ascii="Arial" w:hAnsi="Arial" w:cs="Arial" w:hint="eastAsia"/>
                 <w:sz w:val="20"/>
                 <w:szCs w:val="20"/>
               </w:rPr>
-              <w:t>TS008</w:t>
+              <w:t>atalog</w:t>
+            </w:r>
+            <w:r>
+              <w:rPr>
+                <w:rFonts w:ascii="Arial" w:hAnsi="Arial" w:cs="Arial" w:hint="eastAsia"/>
+                <w:sz w:val="20"/>
+                <w:szCs w:val="20"/>
+              </w:rPr>
+              <w:t>组开启</w:t>
+            </w:r>
+            <w:r>
+              <w:rPr>
+                <w:rFonts w:ascii="Arial" w:hAnsi="Arial" w:cs="Arial" w:hint="eastAsia"/>
+                <w:sz w:val="20"/>
+                <w:szCs w:val="20"/>
+              </w:rPr>
+              <w:t>auth</w:t>
+            </w:r>
+          </w:p>
+          <w:p>
+            <w:pPr>
+              <w:cnfStyle w:val="000000010000"/>
+              <w:rPr>
+                <w:rFonts w:ascii="Arial" w:hAnsi="Arial" w:cs="Arial"/>
+                <w:sz w:val="20"/>
+                <w:szCs w:val="20"/>
+              </w:rPr>
+            </w:pPr>
+            <w:r>
+              <w:rPr>
+                <w:rFonts w:ascii="Arial" w:hAnsi="Arial" w:cs="Arial" w:hint="eastAsia"/>
+                <w:sz w:val="20"/>
+                <w:szCs w:val="20"/>
+              </w:rPr>
+              <w:t>Sequoiadb</w:t>
+            </w:r>
+            <w:r>
+              <w:rPr>
+                <w:rFonts w:ascii="Arial" w:hAnsi="Arial" w:cs="Arial" w:hint="eastAsia"/>
+                <w:sz w:val="20"/>
+                <w:szCs w:val="20"/>
+              </w:rPr>
+              <w:t>客户不鉴权</w:t>
+            </w:r>
+          </w:p>
+          <w:p>
+            <w:pPr>
+              <w:cnfStyle w:val="000000010000"/>
+              <w:rPr>
+                <w:rFonts w:ascii="Arial" w:hAnsi="Arial" w:cs="Arial"/>
+                <w:sz w:val="20"/>
+                <w:szCs w:val="20"/>
+              </w:rPr>
+            </w:pPr>
+            <w:r>
+              <w:rPr>
+                <w:rFonts w:ascii="Arial" w:hAnsi="Arial" w:cs="Arial" w:hint="eastAsia"/>
+                <w:sz w:val="20"/>
+                <w:szCs w:val="20"/>
+              </w:rPr>
+              <w:t>Sequoiadb</w:t>
+            </w:r>
+            <w:r>
+              <w:rPr>
+                <w:rFonts w:ascii="Arial" w:hAnsi="Arial" w:cs="Arial" w:hint="eastAsia"/>
+                <w:sz w:val="20"/>
+                <w:szCs w:val="20"/>
+              </w:rPr>
+              <w:t>客户端操作数据库</w:t>
             </w:r>
           </w:p>
         </w:tc>
@@ -13927,106 +13509,7 @@
             <w:pPr>
               <w:cnfStyle w:val="000000010000"/>
               <w:rPr>
-                <w:rFonts w:ascii="Arial" w:hAnsi="Arial" w:cs="Arial" w:hint="eastAsia"/>
-                <w:sz w:val="20"/>
-                <w:szCs w:val="20"/>
-              </w:rPr>
-            </w:pPr>
-            <w:r>
-              <w:rPr>
-                <w:rFonts w:ascii="Arial" w:hAnsi="Arial" w:cs="Arial"/>
-                <w:sz w:val="20"/>
-                <w:szCs w:val="20"/>
-              </w:rPr>
-              <w:t>C</w:t>
-            </w:r>
-            <w:r>
-              <w:rPr>
-                <w:rFonts w:ascii="Arial" w:hAnsi="Arial" w:cs="Arial" w:hint="eastAsia"/>
-                <w:sz w:val="20"/>
-                <w:szCs w:val="20"/>
-              </w:rPr>
-              <w:t>atalog</w:t>
-            </w:r>
-            <w:r>
-              <w:rPr>
-                <w:rFonts w:ascii="Arial" w:hAnsi="Arial" w:cs="Arial" w:hint="eastAsia"/>
-                <w:sz w:val="20"/>
-                <w:szCs w:val="20"/>
-              </w:rPr>
-              <w:t>组开启</w:t>
-            </w:r>
-            <w:r>
-              <w:rPr>
-                <w:rFonts w:ascii="Arial" w:hAnsi="Arial" w:cs="Arial" w:hint="eastAsia"/>
-                <w:sz w:val="20"/>
-                <w:szCs w:val="20"/>
-              </w:rPr>
-              <w:t>auth</w:t>
-            </w:r>
-          </w:p>
-          <w:p>
-            <w:pPr>
-              <w:cnfStyle w:val="000000010000"/>
-              <w:rPr>
-                <w:rFonts w:ascii="Arial" w:hAnsi="Arial" w:cs="Arial" w:hint="eastAsia"/>
-                <w:sz w:val="20"/>
-                <w:szCs w:val="20"/>
-              </w:rPr>
-            </w:pPr>
-            <w:r>
-              <w:rPr>
-                <w:rFonts w:ascii="Arial" w:hAnsi="Arial" w:cs="Arial" w:hint="eastAsia"/>
-                <w:sz w:val="20"/>
-                <w:szCs w:val="20"/>
-              </w:rPr>
-              <w:t>Sequoiadb</w:t>
-            </w:r>
-            <w:r>
-              <w:rPr>
-                <w:rFonts w:ascii="Arial" w:hAnsi="Arial" w:cs="Arial" w:hint="eastAsia"/>
-                <w:sz w:val="20"/>
-                <w:szCs w:val="20"/>
-              </w:rPr>
-              <w:t>客户不鉴权</w:t>
-            </w:r>
-          </w:p>
-          <w:p>
-            <w:pPr>
-              <w:cnfStyle w:val="000000010000"/>
-              <w:rPr>
-                <w:rFonts w:ascii="Arial" w:hAnsi="Arial" w:cs="Arial"/>
-                <w:sz w:val="20"/>
-                <w:szCs w:val="20"/>
-              </w:rPr>
-            </w:pPr>
-            <w:r>
-              <w:rPr>
-                <w:rFonts w:ascii="Arial" w:hAnsi="Arial" w:cs="Arial" w:hint="eastAsia"/>
-                <w:sz w:val="20"/>
-                <w:szCs w:val="20"/>
-              </w:rPr>
-              <w:t>Sequoiadb</w:t>
-            </w:r>
-            <w:r>
-              <w:rPr>
-                <w:rFonts w:ascii="Arial" w:hAnsi="Arial" w:cs="Arial" w:hint="eastAsia"/>
-                <w:sz w:val="20"/>
-                <w:szCs w:val="20"/>
-              </w:rPr>
-              <w:t>客户端操作数据库</w:t>
-            </w:r>
-          </w:p>
-        </w:tc>
-        <w:tc>
-          <w:tcPr>
-            <w:tcW w:w="2131" w:type="dxa"/>
-          </w:tcPr>
-          <w:p>
-            <w:pPr>
-              <w:cnfStyle w:val="000000010000"/>
-              <w:rPr>
-                <w:rFonts w:ascii="Arial" w:hAnsi="Arial" w:cs="Arial" w:hint="eastAsia"/>
+                <w:rFonts w:ascii="Arial" w:hAnsi="Arial" w:cs="Arial"/>
                 <w:sz w:val="20"/>
                 <w:szCs w:val="20"/>
               </w:rPr>
@@ -14077,18 +13560,117 @@
           <w:p>
             <w:pPr>
               <w:rPr>
+                <w:rFonts w:ascii="Arial" w:hAnsi="Arial" w:cs="Arial"/>
+                <w:sz w:val="20"/>
+                <w:szCs w:val="20"/>
+              </w:rPr>
+            </w:pPr>
+            <w:r>
+              <w:rPr>
                 <w:rFonts w:ascii="Arial" w:hAnsi="Arial" w:cs="Arial" w:hint="eastAsia"/>
                 <w:sz w:val="20"/>
                 <w:szCs w:val="20"/>
               </w:rPr>
-            </w:pPr>
+              <w:t>TS009</w:t>
+            </w:r>
+          </w:p>
+        </w:tc>
+        <w:tc>
+          <w:tcPr>
+            <w:tcW w:w="2131" w:type="dxa"/>
+          </w:tcPr>
+          <w:p>
+            <w:pPr>
+              <w:cnfStyle w:val="000000100000"/>
+              <w:rPr>
+                <w:rFonts w:ascii="Arial" w:hAnsi="Arial" w:cs="Arial"/>
+                <w:sz w:val="20"/>
+                <w:szCs w:val="20"/>
+              </w:rPr>
+            </w:pPr>
+            <w:r>
+              <w:rPr>
+                <w:rFonts w:ascii="Arial" w:hAnsi="Arial" w:cs="Arial"/>
+                <w:sz w:val="20"/>
+                <w:szCs w:val="20"/>
+              </w:rPr>
+              <w:t>C</w:t>
+            </w:r>
             <w:r>
               <w:rPr>
                 <w:rFonts w:ascii="Arial" w:hAnsi="Arial" w:cs="Arial" w:hint="eastAsia"/>
                 <w:sz w:val="20"/>
                 <w:szCs w:val="20"/>
               </w:rPr>
-              <w:t>TS009</w:t>
+              <w:t>atalog</w:t>
+            </w:r>
+            <w:r>
+              <w:rPr>
+                <w:rFonts w:ascii="Arial" w:hAnsi="Arial" w:cs="Arial" w:hint="eastAsia"/>
+                <w:sz w:val="20"/>
+                <w:szCs w:val="20"/>
+              </w:rPr>
+              <w:t>组开启</w:t>
+            </w:r>
+            <w:r>
+              <w:rPr>
+                <w:rFonts w:ascii="Arial" w:hAnsi="Arial" w:cs="Arial" w:hint="eastAsia"/>
+                <w:sz w:val="20"/>
+                <w:szCs w:val="20"/>
+              </w:rPr>
+              <w:t>auth</w:t>
+            </w:r>
+          </w:p>
+          <w:p>
+            <w:pPr>
+              <w:cnfStyle w:val="000000100000"/>
+              <w:rPr>
+                <w:rFonts w:ascii="Arial" w:hAnsi="Arial" w:cs="Arial"/>
+                <w:sz w:val="20"/>
+                <w:szCs w:val="20"/>
+              </w:rPr>
+            </w:pPr>
+            <w:r>
+              <w:rPr>
+                <w:rFonts w:ascii="Arial" w:hAnsi="Arial" w:cs="Arial" w:hint="eastAsia"/>
+                <w:sz w:val="20"/>
+                <w:szCs w:val="20"/>
+              </w:rPr>
+              <w:t>Sequoiadb</w:t>
+            </w:r>
+            <w:r>
+              <w:rPr>
+                <w:rFonts w:ascii="Arial" w:hAnsi="Arial" w:cs="Arial" w:hint="eastAsia"/>
+                <w:sz w:val="20"/>
+                <w:szCs w:val="20"/>
+              </w:rPr>
+              <w:t>客户鉴权成功</w:t>
+            </w:r>
+          </w:p>
+          <w:p>
+            <w:pPr>
+              <w:cnfStyle w:val="000000100000"/>
+              <w:rPr>
+                <w:rFonts w:ascii="Arial" w:hAnsi="Arial" w:cs="Arial"/>
+                <w:sz w:val="20"/>
+                <w:szCs w:val="20"/>
+              </w:rPr>
+            </w:pPr>
+            <w:r>
+              <w:rPr>
+                <w:rFonts w:ascii="Arial" w:hAnsi="Arial" w:cs="Arial" w:hint="eastAsia"/>
+                <w:sz w:val="20"/>
+                <w:szCs w:val="20"/>
+              </w:rPr>
+              <w:t>Sequoiadb</w:t>
+            </w:r>
+            <w:r>
+              <w:rPr>
+                <w:rFonts w:ascii="Arial" w:hAnsi="Arial" w:cs="Arial" w:hint="eastAsia"/>
+                <w:sz w:val="20"/>
+                <w:szCs w:val="20"/>
+              </w:rPr>
+              <w:t>客户端操作数据库</w:t>
             </w:r>
           </w:p>
         </w:tc>
@@ -14100,106 +13682,7 @@
             <w:pPr>
               <w:cnfStyle w:val="000000100000"/>
               <w:rPr>
-                <w:rFonts w:ascii="Arial" w:hAnsi="Arial" w:cs="Arial" w:hint="eastAsia"/>
-                <w:sz w:val="20"/>
-                <w:szCs w:val="20"/>
-              </w:rPr>
-            </w:pPr>
-            <w:r>
-              <w:rPr>
-                <w:rFonts w:ascii="Arial" w:hAnsi="Arial" w:cs="Arial"/>
-                <w:sz w:val="20"/>
-                <w:szCs w:val="20"/>
-              </w:rPr>
-              <w:t>C</w:t>
-            </w:r>
-            <w:r>
-              <w:rPr>
-                <w:rFonts w:ascii="Arial" w:hAnsi="Arial" w:cs="Arial" w:hint="eastAsia"/>
-                <w:sz w:val="20"/>
-                <w:szCs w:val="20"/>
-              </w:rPr>
-              <w:t>atalog</w:t>
-            </w:r>
-            <w:r>
-              <w:rPr>
-                <w:rFonts w:ascii="Arial" w:hAnsi="Arial" w:cs="Arial" w:hint="eastAsia"/>
-                <w:sz w:val="20"/>
-                <w:szCs w:val="20"/>
-              </w:rPr>
-              <w:t>组开启</w:t>
-            </w:r>
-            <w:r>
-              <w:rPr>
-                <w:rFonts w:ascii="Arial" w:hAnsi="Arial" w:cs="Arial" w:hint="eastAsia"/>
-                <w:sz w:val="20"/>
-                <w:szCs w:val="20"/>
-              </w:rPr>
-              <w:t>auth</w:t>
-            </w:r>
-          </w:p>
-          <w:p>
-            <w:pPr>
-              <w:cnfStyle w:val="000000100000"/>
-              <w:rPr>
-                <w:rFonts w:ascii="Arial" w:hAnsi="Arial" w:cs="Arial" w:hint="eastAsia"/>
-                <w:sz w:val="20"/>
-                <w:szCs w:val="20"/>
-              </w:rPr>
-            </w:pPr>
-            <w:r>
-              <w:rPr>
-                <w:rFonts w:ascii="Arial" w:hAnsi="Arial" w:cs="Arial" w:hint="eastAsia"/>
-                <w:sz w:val="20"/>
-                <w:szCs w:val="20"/>
-              </w:rPr>
-              <w:t>Sequoiadb</w:t>
-            </w:r>
-            <w:r>
-              <w:rPr>
-                <w:rFonts w:ascii="Arial" w:hAnsi="Arial" w:cs="Arial" w:hint="eastAsia"/>
-                <w:sz w:val="20"/>
-                <w:szCs w:val="20"/>
-              </w:rPr>
-              <w:t>客户鉴权成功</w:t>
-            </w:r>
-          </w:p>
-          <w:p>
-            <w:pPr>
-              <w:cnfStyle w:val="000000100000"/>
-              <w:rPr>
-                <w:rFonts w:ascii="Arial" w:hAnsi="Arial" w:cs="Arial"/>
-                <w:sz w:val="20"/>
-                <w:szCs w:val="20"/>
-              </w:rPr>
-            </w:pPr>
-            <w:r>
-              <w:rPr>
-                <w:rFonts w:ascii="Arial" w:hAnsi="Arial" w:cs="Arial" w:hint="eastAsia"/>
-                <w:sz w:val="20"/>
-                <w:szCs w:val="20"/>
-              </w:rPr>
-              <w:t>Sequoiadb</w:t>
-            </w:r>
-            <w:r>
-              <w:rPr>
-                <w:rFonts w:ascii="Arial" w:hAnsi="Arial" w:cs="Arial" w:hint="eastAsia"/>
-                <w:sz w:val="20"/>
-                <w:szCs w:val="20"/>
-              </w:rPr>
-              <w:t>客户端操作数据库</w:t>
-            </w:r>
-          </w:p>
-        </w:tc>
-        <w:tc>
-          <w:tcPr>
-            <w:tcW w:w="2131" w:type="dxa"/>
-          </w:tcPr>
-          <w:p>
-            <w:pPr>
-              <w:cnfStyle w:val="000000100000"/>
-              <w:rPr>
-                <w:rFonts w:ascii="Arial" w:hAnsi="Arial" w:cs="Arial" w:hint="eastAsia"/>
+                <w:rFonts w:ascii="Arial" w:hAnsi="Arial" w:cs="Arial"/>
                 <w:sz w:val="20"/>
                 <w:szCs w:val="20"/>
               </w:rPr>
@@ -14242,18 +13725,126 @@
           <w:p>
             <w:pPr>
               <w:rPr>
+                <w:rFonts w:ascii="Arial" w:hAnsi="Arial" w:cs="Arial"/>
+                <w:sz w:val="20"/>
+                <w:szCs w:val="20"/>
+              </w:rPr>
+            </w:pPr>
+            <w:r>
+              <w:rPr>
                 <w:rFonts w:ascii="Arial" w:hAnsi="Arial" w:cs="Arial" w:hint="eastAsia"/>
                 <w:sz w:val="20"/>
                 <w:szCs w:val="20"/>
               </w:rPr>
-            </w:pPr>
+              <w:t>TS010</w:t>
+            </w:r>
+          </w:p>
+        </w:tc>
+        <w:tc>
+          <w:tcPr>
+            <w:tcW w:w="2131" w:type="dxa"/>
+          </w:tcPr>
+          <w:p>
+            <w:pPr>
+              <w:cnfStyle w:val="000000010000"/>
+              <w:rPr>
+                <w:rFonts w:ascii="Arial" w:hAnsi="Arial" w:cs="Arial"/>
+                <w:sz w:val="20"/>
+                <w:szCs w:val="20"/>
+              </w:rPr>
+            </w:pPr>
+            <w:r>
+              <w:rPr>
+                <w:rFonts w:ascii="Arial" w:hAnsi="Arial" w:cs="Arial"/>
+                <w:sz w:val="20"/>
+                <w:szCs w:val="20"/>
+              </w:rPr>
+              <w:t>C</w:t>
+            </w:r>
             <w:r>
               <w:rPr>
                 <w:rFonts w:ascii="Arial" w:hAnsi="Arial" w:cs="Arial" w:hint="eastAsia"/>
                 <w:sz w:val="20"/>
                 <w:szCs w:val="20"/>
               </w:rPr>
-              <w:t>TS010</w:t>
+              <w:t>atalog</w:t>
+            </w:r>
+            <w:r>
+              <w:rPr>
+                <w:rFonts w:ascii="Arial" w:hAnsi="Arial" w:cs="Arial" w:hint="eastAsia"/>
+                <w:sz w:val="20"/>
+                <w:szCs w:val="20"/>
+              </w:rPr>
+              <w:t>组开启</w:t>
+            </w:r>
+            <w:r>
+              <w:rPr>
+                <w:rFonts w:ascii="Arial" w:hAnsi="Arial" w:cs="Arial" w:hint="eastAsia"/>
+                <w:sz w:val="20"/>
+                <w:szCs w:val="20"/>
+              </w:rPr>
+              <w:t>auth</w:t>
+            </w:r>
+          </w:p>
+          <w:p>
+            <w:pPr>
+              <w:cnfStyle w:val="000000010000"/>
+              <w:rPr>
+                <w:rFonts w:ascii="Arial" w:hAnsi="Arial" w:cs="Arial"/>
+                <w:sz w:val="20"/>
+                <w:szCs w:val="20"/>
+              </w:rPr>
+            </w:pPr>
+            <w:r>
+              <w:rPr>
+                <w:rFonts w:ascii="Arial" w:hAnsi="Arial" w:cs="Arial"/>
+                <w:sz w:val="20"/>
+                <w:szCs w:val="20"/>
+              </w:rPr>
+              <w:t>M</w:t>
+            </w:r>
+            <w:r>
+              <w:rPr>
+                <w:rFonts w:ascii="Arial" w:hAnsi="Arial" w:cs="Arial" w:hint="eastAsia"/>
+                <w:sz w:val="20"/>
+                <w:szCs w:val="20"/>
+              </w:rPr>
+              <w:t>ongodb</w:t>
+            </w:r>
+            <w:r>
+              <w:rPr>
+                <w:rFonts w:ascii="Arial" w:hAnsi="Arial" w:cs="Arial" w:hint="eastAsia"/>
+                <w:sz w:val="20"/>
+                <w:szCs w:val="20"/>
+              </w:rPr>
+              <w:t>客户鉴权成功</w:t>
+            </w:r>
+          </w:p>
+          <w:p>
+            <w:pPr>
+              <w:cnfStyle w:val="000000010000"/>
+              <w:rPr>
+                <w:rFonts w:ascii="Arial" w:hAnsi="Arial" w:cs="Arial"/>
+                <w:sz w:val="20"/>
+                <w:szCs w:val="20"/>
+              </w:rPr>
+            </w:pPr>
+            <w:r>
+              <w:rPr>
+                <w:rFonts w:ascii="Arial" w:hAnsi="Arial" w:cs="Arial" w:hint="eastAsia"/>
+                <w:sz w:val="20"/>
+                <w:szCs w:val="20"/>
+              </w:rPr>
+              <w:lastRenderedPageBreak/>
+              <w:t>mongodb</w:t>
+            </w:r>
+            <w:r>
+              <w:rPr>
+                <w:rFonts w:ascii="Arial" w:hAnsi="Arial" w:cs="Arial" w:hint="eastAsia"/>
+                <w:sz w:val="20"/>
+                <w:szCs w:val="20"/>
+              </w:rPr>
+              <w:t>客户端操作数据库</w:t>
             </w:r>
           </w:p>
         </w:tc>
@@ -14265,124 +13856,18 @@
             <w:pPr>
               <w:cnfStyle w:val="000000010000"/>
               <w:rPr>
+                <w:rFonts w:ascii="Arial" w:hAnsi="Arial" w:cs="Arial"/>
+                <w:sz w:val="20"/>
+                <w:szCs w:val="20"/>
+              </w:rPr>
+            </w:pPr>
+            <w:r>
+              <w:rPr>
                 <w:rFonts w:ascii="Arial" w:hAnsi="Arial" w:cs="Arial" w:hint="eastAsia"/>
                 <w:sz w:val="20"/>
                 <w:szCs w:val="20"/>
               </w:rPr>
-            </w:pPr>
-            <w:r>
-              <w:rPr>
-                <w:rFonts w:ascii="Arial" w:hAnsi="Arial" w:cs="Arial"/>
-                <w:sz w:val="20"/>
-                <w:szCs w:val="20"/>
-              </w:rPr>
-              <w:t>C</w:t>
-            </w:r>
-            <w:r>
-              <w:rPr>
-                <w:rFonts w:ascii="Arial" w:hAnsi="Arial" w:cs="Arial" w:hint="eastAsia"/>
-                <w:sz w:val="20"/>
-                <w:szCs w:val="20"/>
-              </w:rPr>
-              <w:t>atalog</w:t>
-            </w:r>
-            <w:r>
-              <w:rPr>
-                <w:rFonts w:ascii="Arial" w:hAnsi="Arial" w:cs="Arial" w:hint="eastAsia"/>
-                <w:sz w:val="20"/>
-                <w:szCs w:val="20"/>
-              </w:rPr>
-              <w:t>组开启</w:t>
-            </w:r>
-            <w:r>
-              <w:rPr>
-                <w:rFonts w:ascii="Arial" w:hAnsi="Arial" w:cs="Arial" w:hint="eastAsia"/>
-                <w:sz w:val="20"/>
-                <w:szCs w:val="20"/>
-              </w:rPr>
-              <w:t>auth</w:t>
-            </w:r>
-          </w:p>
-          <w:p>
-            <w:pPr>
-              <w:cnfStyle w:val="000000010000"/>
-              <w:rPr>
-                <w:rFonts w:ascii="Arial" w:hAnsi="Arial" w:cs="Arial" w:hint="eastAsia"/>
-                <w:sz w:val="20"/>
-                <w:szCs w:val="20"/>
-              </w:rPr>
-            </w:pPr>
-            <w:r>
-              <w:rPr>
-                <w:rFonts w:ascii="Arial" w:hAnsi="Arial" w:cs="Arial"/>
-                <w:sz w:val="20"/>
-                <w:szCs w:val="20"/>
-              </w:rPr>
-              <w:t>M</w:t>
-            </w:r>
-            <w:r>
-              <w:rPr>
-                <w:rFonts w:ascii="Arial" w:hAnsi="Arial" w:cs="Arial" w:hint="eastAsia"/>
-                <w:sz w:val="20"/>
-                <w:szCs w:val="20"/>
-              </w:rPr>
-              <w:t>ongodb</w:t>
-            </w:r>
-            <w:r>
-              <w:rPr>
-                <w:rFonts w:ascii="Arial" w:hAnsi="Arial" w:cs="Arial" w:hint="eastAsia"/>
-                <w:sz w:val="20"/>
-                <w:szCs w:val="20"/>
-              </w:rPr>
-              <w:t>客户鉴权成功</w:t>
-            </w:r>
-          </w:p>
-          <w:p>
-            <w:pPr>
-              <w:cnfStyle w:val="000000010000"/>
-              <w:rPr>
-                <w:rFonts w:ascii="Arial" w:hAnsi="Arial" w:cs="Arial"/>
-                <w:sz w:val="20"/>
-                <w:szCs w:val="20"/>
-              </w:rPr>
-            </w:pPr>
-            <w:r>
-              <w:rPr>
-                <w:rFonts w:ascii="Arial" w:hAnsi="Arial" w:cs="Arial" w:hint="eastAsia"/>
-                <w:sz w:val="20"/>
-                <w:szCs w:val="20"/>
-              </w:rPr>
-              <w:t>mongodb</w:t>
-            </w:r>
-            <w:r>
-              <w:rPr>
-                <w:rFonts w:ascii="Arial" w:hAnsi="Arial" w:cs="Arial" w:hint="eastAsia"/>
-                <w:sz w:val="20"/>
-                <w:szCs w:val="20"/>
-              </w:rPr>
-              <w:t>客户端操作数据库</w:t>
-            </w:r>
-          </w:p>
-        </w:tc>
-        <w:tc>
-          <w:tcPr>
-            <w:tcW w:w="2131" w:type="dxa"/>
-          </w:tcPr>
-          <w:p>
-            <w:pPr>
-              <w:cnfStyle w:val="000000010000"/>
-              <w:rPr>
-                <w:rFonts w:ascii="Arial" w:hAnsi="Arial" w:cs="Arial" w:hint="eastAsia"/>
-                <w:sz w:val="20"/>
-                <w:szCs w:val="20"/>
-              </w:rPr>
-            </w:pPr>
-            <w:r>
-              <w:rPr>
-                <w:rFonts w:ascii="Arial" w:hAnsi="Arial" w:cs="Arial" w:hint="eastAsia"/>
-                <w:sz w:val="20"/>
-                <w:szCs w:val="20"/>
-              </w:rPr>
+              <w:lastRenderedPageBreak/>
               <w:t>成功</w:t>
             </w:r>
           </w:p>
@@ -14412,12 +13897,12 @@
       </w:pPr>
     </w:p>
     <w:sectPr>
-      <w:headerReference w:type="even" r:id="rId12"/>
-      <w:headerReference w:type="default" r:id="rId13"/>
-      <w:footerReference w:type="even" r:id="rId14"/>
-      <w:footerReference w:type="default" r:id="rId15"/>
-      <w:headerReference w:type="first" r:id="rId16"/>
-      <w:footerReference w:type="first" r:id="rId17"/>
+      <w:headerReference w:type="even" r:id="rId14"/>
+      <w:headerReference w:type="default" r:id="rId15"/>
+      <w:footerReference w:type="even" r:id="rId16"/>
+      <w:footerReference w:type="default" r:id="rId17"/>
+      <w:headerReference w:type="first" r:id="rId18"/>
+      <w:footerReference w:type="first" r:id="rId19"/>
       <w:pgSz w:w="11906" w:h="16838"/>
       <w:pgMar w:top="1312" w:right="1800" w:bottom="1440" w:left="1800" w:header="779" w:footer="992" w:gutter="0"/>
       <w:cols w:space="425"/>
@@ -14433,9 +13918,6 @@
     <w:p>
       <w:pPr>
         <w:pStyle w:val="CommentText"/>
-        <w:rPr>
-          <w:rFonts w:hint="eastAsia"/>
-        </w:rPr>
       </w:pPr>
       <w:r>
         <w:rPr>
@@ -14455,9 +13937,6 @@
     <w:p>
       <w:pPr>
         <w:pStyle w:val="CommentText"/>
-        <w:rPr>
-          <w:rFonts w:hint="eastAsia"/>
-        </w:rPr>
       </w:pPr>
       <w:r>
         <w:rPr>
@@ -14573,7 +14052,7 @@
               <w:rPr>
                 <w:noProof/>
               </w:rPr>
-              <w:t>2015-6-3</w:t>
+              <w:t>2015-6-6</w:t>
             </w:r>
           </w:fldSimple>
         </w:p>
@@ -18911,6 +18390,21 @@
 </file>
 
 <file path=customXml/item1.xml><?xml version="1.0" encoding="utf-8"?>
+<p:properties xmlns:p="http://schemas.microsoft.com/office/2006/metadata/properties" xmlns:xsi="http://www.w3.org/2001/XMLSchema-instance">
+  <documentManagement/>
+</p:properties>
+</file>
+
+<file path=customXml/item2.xml><?xml version="1.0" encoding="utf-8"?>
+<?mso-contentType ?>
+<FormTemplates xmlns="http://schemas.microsoft.com/sharepoint/v3/contenttype/forms">
+  <Display>DocumentLibraryForm</Display>
+  <Edit>DocumentLibraryForm</Edit>
+  <New>DocumentLibraryForm</New>
+</FormTemplates>
+</file>
+
+<file path=customXml/item3.xml><?xml version="1.0" encoding="utf-8"?>
 <ct:contentTypeSchema xmlns:ct="http://schemas.microsoft.com/office/2006/metadata/contentType" xmlns:ma="http://schemas.microsoft.com/office/2006/metadata/properties/metaAttributes" ct:_="" ma:_="" ma:contentTypeName="Document" ma:contentTypeID="0x010100C9D738FE56F9DD4F818CEE0622FC80C0" ma:contentTypeVersion="0" ma:contentTypeDescription="Create a new document." ma:contentTypeScope="" ma:versionID="c733d375e9f13075cc482d188b8bae2c">
   <xsd:schema xmlns:xsd="http://www.w3.org/2001/XMLSchema" xmlns:p="http://schemas.microsoft.com/office/2006/metadata/properties" targetNamespace="http://schemas.microsoft.com/office/2006/metadata/properties" ma:root="true" ma:fieldsID="4aeb20c0e3442673af7ee10786458764">
     <xsd:element name="properties">
@@ -18959,26 +18453,27 @@
 </ct:contentTypeSchema>
 </file>
 
-<file path=customXml/item2.xml><?xml version="1.0" encoding="utf-8"?>
-<?mso-contentType ?>
-<FormTemplates xmlns="http://schemas.microsoft.com/sharepoint/v3/contenttype/forms">
-  <Display>DocumentLibraryForm</Display>
-  <Edit>DocumentLibraryForm</Edit>
-  <New>DocumentLibraryForm</New>
-</FormTemplates>
-</file>
-
-<file path=customXml/item3.xml><?xml version="1.0" encoding="utf-8"?>
-<p:properties xmlns:p="http://schemas.microsoft.com/office/2006/metadata/properties" xmlns:xsi="http://www.w3.org/2001/XMLSchema-instance">
-  <documentManagement/>
-</p:properties>
-</file>
-
 <file path=customXml/item4.xml><?xml version="1.0" encoding="utf-8"?>
 <b:Sources xmlns:b="http://schemas.openxmlformats.org/officeDocument/2006/bibliography" xmlns="http://schemas.openxmlformats.org/officeDocument/2006/bibliography" SelectedStyle="\APA.XSL" StyleName="APA"/>
 </file>
 
 <file path=customXml/itemProps1.xml><?xml version="1.0" encoding="utf-8"?>
+<ds:datastoreItem xmlns:ds="http://schemas.openxmlformats.org/officeDocument/2006/customXml" ds:itemID="{283A67FA-FB68-40D1-A1FD-BD4AEE599422}">
+  <ds:schemaRefs>
+    <ds:schemaRef ds:uri="http://schemas.microsoft.com/office/2006/metadata/properties"/>
+  </ds:schemaRefs>
+</ds:datastoreItem>
+</file>
+
+<file path=customXml/itemProps2.xml><?xml version="1.0" encoding="utf-8"?>
+<ds:datastoreItem xmlns:ds="http://schemas.openxmlformats.org/officeDocument/2006/customXml" ds:itemID="{9C2CE626-7193-49AD-BC45-D7AF4DFA65A4}">
+  <ds:schemaRefs>
+    <ds:schemaRef ds:uri="http://schemas.microsoft.com/sharepoint/v3/contenttype/forms"/>
+  </ds:schemaRefs>
+</ds:datastoreItem>
+</file>
+
+<file path=customXml/itemProps3.xml><?xml version="1.0" encoding="utf-8"?>
 <ds:datastoreItem xmlns:ds="http://schemas.openxmlformats.org/officeDocument/2006/customXml" ds:itemID="{94CFB702-9C76-4C98-BCB1-FF31686087A1}">
   <ds:schemaRefs>
     <ds:schemaRef ds:uri="http://schemas.microsoft.com/office/2006/metadata/contentType"/>
@@ -18993,22 +18488,6 @@
 </ds:datastoreItem>
 </file>
 
-<file path=customXml/itemProps2.xml><?xml version="1.0" encoding="utf-8"?>
-<ds:datastoreItem xmlns:ds="http://schemas.openxmlformats.org/officeDocument/2006/customXml" ds:itemID="{9C2CE626-7193-49AD-BC45-D7AF4DFA65A4}">
-  <ds:schemaRefs>
-    <ds:schemaRef ds:uri="http://schemas.microsoft.com/sharepoint/v3/contenttype/forms"/>
-  </ds:schemaRefs>
-</ds:datastoreItem>
-</file>
-
-<file path=customXml/itemProps3.xml><?xml version="1.0" encoding="utf-8"?>
-<ds:datastoreItem xmlns:ds="http://schemas.openxmlformats.org/officeDocument/2006/customXml" ds:itemID="{283A67FA-FB68-40D1-A1FD-BD4AEE599422}">
-  <ds:schemaRefs>
-    <ds:schemaRef ds:uri="http://schemas.microsoft.com/office/2006/metadata/properties"/>
-  </ds:schemaRefs>
-</ds:datastoreItem>
-</file>
-
 <file path=customXml/itemProps4.xml><?xml version="1.0" encoding="utf-8"?>
 <ds:datastoreItem xmlns:ds="http://schemas.openxmlformats.org/officeDocument/2006/customXml" ds:itemID="{AEA55EDA-643B-48AC-8B43-AA24E35A425D}">
   <ds:schemaRefs>
